--- a/new/guides/cologne/Cologne_Guide.docx
+++ b/new/guides/cologne/Cologne_Guide.docx
@@ -711,7 +711,7 @@
             </w:r>
           </w:p>
           <w:p>
-            <w:hyperlink w:history="1" r:id="rIduioh-qac6o4sq1vwwxp9l">
+            <w:hyperlink w:history="1" r:id="rIdrqqyurxwpifvv66zt9g55">
               <w:r>
                 <w:rPr>
                   <w:rStyle w:val="Hyperlink"/>
@@ -819,7 +819,7 @@
       </w:r>
     </w:p>
     <w:p>
-      <w:hyperlink w:history="1" r:id="rIdzm-w8hifob0qlz7uesu2m">
+      <w:hyperlink w:history="1" r:id="rIdwbt6nbiwt1gekxboncd0r">
         <w:r>
           <w:rPr>
             <w:rStyle w:val="Hyperlink"/>
@@ -840,7 +840,7 @@
         </w:rPr>
         <w:t xml:space="preserve">Via </w:t>
       </w:r>
-      <w:hyperlink w:history="1" r:id="rIdst4rckkktw-2kjiywv0fx">
+      <w:hyperlink w:history="1" r:id="rIdolfmsgklm-6crpxg85b6t">
         <w:r>
           <w:rPr>
             <w:color w:val="EA2E00"/>
@@ -858,7 +858,7 @@
         </w:rPr>
         <w:t xml:space="preserve">, </w:t>
       </w:r>
-      <w:hyperlink w:history="1" r:id="rId6jq49xmdgn7v9nk8zby3c">
+      <w:hyperlink w:history="1" r:id="rIdvmuanstgevguhronlgezb">
         <w:r>
           <w:rPr>
             <w:color w:val="EA2E00"/>
@@ -876,7 +876,7 @@
         </w:rPr>
         <w:t xml:space="preserve">, </w:t>
       </w:r>
-      <w:hyperlink w:history="1" r:id="rId-zfeeaydwm53i-qqwlygg">
+      <w:hyperlink w:history="1" r:id="rIdu2tvf7aipsw8s11yb5duq">
         <w:r>
           <w:rPr>
             <w:color w:val="EA2E00"/>
@@ -894,7 +894,7 @@
         </w:rPr>
         <w:t xml:space="preserve">, </w:t>
       </w:r>
-      <w:hyperlink w:history="1" r:id="rIdhfbqz1kopdupnqedmtlrf">
+      <w:hyperlink w:history="1" r:id="rIdnwosr1bdpkmfj4gecqkrr">
         <w:r>
           <w:rPr>
             <w:color w:val="EA2E00"/>
@@ -912,7 +912,7 @@
         </w:rPr>
         <w:t xml:space="preserve">, </w:t>
       </w:r>
-      <w:hyperlink w:history="1" r:id="rId_rvvyfg9vbf7i6w4sjo7f">
+      <w:hyperlink w:history="1" r:id="rIddamqq0c2-pvbqrpocow_g">
         <w:r>
           <w:rPr>
             <w:color w:val="EA2E00"/>
@@ -930,7 +930,7 @@
         </w:rPr>
         <w:t xml:space="preserve">, </w:t>
       </w:r>
-      <w:hyperlink w:history="1" r:id="rIdhky6ebctdgtjcs1nxhmce">
+      <w:hyperlink w:history="1" r:id="rId-v1r1plnqkd79qkpiliir">
         <w:r>
           <w:rPr>
             <w:color w:val="EA2E00"/>
@@ -948,7 +948,7 @@
         </w:rPr>
         <w:t xml:space="preserve">, </w:t>
       </w:r>
-      <w:hyperlink w:history="1" r:id="rId0n2yfqlcu9k7-v0xacxft">
+      <w:hyperlink w:history="1" r:id="rIdcdxuxsuh5envhz04qgqi1">
         <w:r>
           <w:rPr>
             <w:color w:val="EA2E00"/>
@@ -966,7 +966,7 @@
         </w:rPr>
         <w:t xml:space="preserve">, </w:t>
       </w:r>
-      <w:hyperlink w:history="1" r:id="rId5hsfio5vh2x_lmjp6zgt1">
+      <w:hyperlink w:history="1" r:id="rId0yyfuw53icpuke39nwpia">
         <w:r>
           <w:rPr>
             <w:color w:val="EA2E00"/>
@@ -984,7 +984,7 @@
         </w:rPr>
         <w:t xml:space="preserve">, </w:t>
       </w:r>
-      <w:hyperlink w:history="1" r:id="rIdjy-fqbjevpmsmzgvnaljd">
+      <w:hyperlink w:history="1" r:id="rIdghbtr05bhpv7d_ur5qko7">
         <w:r>
           <w:rPr>
             <w:color w:val="EA2E00"/>
@@ -1046,7 +1046,7 @@
       </w:r>
     </w:p>
     <w:p>
-      <w:hyperlink w:history="1" r:id="rIdzv2kxmwz4_lg6ln9ny2r_">
+      <w:hyperlink w:history="1" r:id="rIdne4kvpr4tsisasriwreew">
         <w:r>
           <w:rPr>
             <w:rStyle w:val="Hyperlink"/>
@@ -1067,7 +1067,7 @@
         </w:rPr>
         <w:t xml:space="preserve">Via </w:t>
       </w:r>
-      <w:hyperlink w:history="1" r:id="rIdwwhxskdsl7rknj06oe0l4">
+      <w:hyperlink w:history="1" r:id="rIddwsljndvqzy3dahmlhtuk">
         <w:r>
           <w:rPr>
             <w:color w:val="EA2E00"/>
@@ -1085,7 +1085,7 @@
         </w:rPr>
         <w:t xml:space="preserve">, </w:t>
       </w:r>
-      <w:hyperlink w:history="1" r:id="rId7fcpaid5f47c0kpex6e67">
+      <w:hyperlink w:history="1" r:id="rIdhexgptn4sxjpjrwgh4dsa">
         <w:r>
           <w:rPr>
             <w:color w:val="EA2E00"/>
@@ -1103,7 +1103,7 @@
         </w:rPr>
         <w:t xml:space="preserve">, </w:t>
       </w:r>
-      <w:hyperlink w:history="1" r:id="rIdmd86dlihetg10nsxnm14h">
+      <w:hyperlink w:history="1" r:id="rId9_7chu8qbro4avyz5msh2">
         <w:r>
           <w:rPr>
             <w:color w:val="EA2E00"/>
@@ -1121,7 +1121,7 @@
         </w:rPr>
         <w:t xml:space="preserve">, </w:t>
       </w:r>
-      <w:hyperlink w:history="1" r:id="rId4-b2g_jgkp08edqmfg9r5">
+      <w:hyperlink w:history="1" r:id="rIdnsq-hfm3irsxiivxnthie">
         <w:r>
           <w:rPr>
             <w:color w:val="EA2E00"/>
@@ -1139,7 +1139,7 @@
         </w:rPr>
         <w:t xml:space="preserve">, </w:t>
       </w:r>
-      <w:hyperlink w:history="1" r:id="rIdaenq7wldttpemukx1bwyh">
+      <w:hyperlink w:history="1" r:id="rIda7qlrdfjekvqg78lfxgmn">
         <w:r>
           <w:rPr>
             <w:color w:val="EA2E00"/>
@@ -1157,7 +1157,7 @@
         </w:rPr>
         <w:t xml:space="preserve">, </w:t>
       </w:r>
-      <w:hyperlink w:history="1" r:id="rIdw0gshzt4_bgqp5afeixi_">
+      <w:hyperlink w:history="1" r:id="rIdyef03uqttyoca6lvxkn9k">
         <w:r>
           <w:rPr>
             <w:color w:val="EA2E00"/>
@@ -1175,7 +1175,7 @@
         </w:rPr>
         <w:t xml:space="preserve">, </w:t>
       </w:r>
-      <w:hyperlink w:history="1" r:id="rIdzuckbh3rcgssahwc1-wxr">
+      <w:hyperlink w:history="1" r:id="rIdaokfr4xkgjpks-l8h9xud">
         <w:r>
           <w:rPr>
             <w:color w:val="EA2E00"/>
@@ -1193,7 +1193,7 @@
         </w:rPr>
         <w:t xml:space="preserve">, </w:t>
       </w:r>
-      <w:hyperlink w:history="1" r:id="rIdxggni9dyyuazhvpl1vozb">
+      <w:hyperlink w:history="1" r:id="rIdvf1bogt-2wnuhs0erkxby">
         <w:r>
           <w:rPr>
             <w:color w:val="EA2E00"/>
@@ -1211,7 +1211,7 @@
         </w:rPr>
         <w:t xml:space="preserve">, </w:t>
       </w:r>
-      <w:hyperlink w:history="1" r:id="rIdelt9m9batjh3agbu7rnpw">
+      <w:hyperlink w:history="1" r:id="rId7jsngg7lyo1po6urbdby3">
         <w:r>
           <w:rPr>
             <w:color w:val="EA2E00"/>
@@ -1229,7 +1229,7 @@
         </w:rPr>
         <w:t xml:space="preserve">, </w:t>
       </w:r>
-      <w:hyperlink w:history="1" r:id="rIdt7glwh_s56vezxpglbani">
+      <w:hyperlink w:history="1" r:id="rIdb8zrqivnc6a_rqkohdwwa">
         <w:r>
           <w:rPr>
             <w:color w:val="EA2E00"/>
@@ -1247,7 +1247,7 @@
         </w:rPr>
         <w:t xml:space="preserve">, </w:t>
       </w:r>
-      <w:hyperlink w:history="1" r:id="rIdrtna42pir9hmtaiwyynn4">
+      <w:hyperlink w:history="1" r:id="rId10lgc53jdyee9voaojx2l">
         <w:r>
           <w:rPr>
             <w:color w:val="EA2E00"/>
@@ -1309,7 +1309,7 @@
       </w:r>
     </w:p>
     <w:p>
-      <w:hyperlink w:history="1" r:id="rIdhps9ro-7d9sduvyec0_4g">
+      <w:hyperlink w:history="1" r:id="rIdp1rezncgj5o7-sogziei1">
         <w:r>
           <w:rPr>
             <w:rStyle w:val="Hyperlink"/>
@@ -1330,7 +1330,7 @@
         </w:rPr>
         <w:t xml:space="preserve">Via </w:t>
       </w:r>
-      <w:hyperlink w:history="1" r:id="rIdwhqvagavqssigdepfhfnp">
+      <w:hyperlink w:history="1" r:id="rIdpqcpbsoctksgu29sejhhh">
         <w:r>
           <w:rPr>
             <w:color w:val="EA2E00"/>
@@ -1348,7 +1348,7 @@
         </w:rPr>
         <w:t xml:space="preserve">, </w:t>
       </w:r>
-      <w:hyperlink w:history="1" r:id="rIdgehn9fixk_3vqyuvpec06">
+      <w:hyperlink w:history="1" r:id="rIdptqsmzl0tnnwnkn2khwsd">
         <w:r>
           <w:rPr>
             <w:color w:val="EA2E00"/>
@@ -1366,7 +1366,7 @@
         </w:rPr>
         <w:t xml:space="preserve">, </w:t>
       </w:r>
-      <w:hyperlink w:history="1" r:id="rIdzztz97f_fnkm_6jzc6hh3">
+      <w:hyperlink w:history="1" r:id="rIdb3wxjadgasy_ntn9xpvrn">
         <w:r>
           <w:rPr>
             <w:color w:val="EA2E00"/>
@@ -1384,7 +1384,7 @@
         </w:rPr>
         <w:t xml:space="preserve">, </w:t>
       </w:r>
-      <w:hyperlink w:history="1" r:id="rIdf2ktx4pxt_lir5chaksx-">
+      <w:hyperlink w:history="1" r:id="rIdmh1xslcidpxeihw0hnlgl">
         <w:r>
           <w:rPr>
             <w:color w:val="EA2E00"/>
@@ -1402,7 +1402,7 @@
         </w:rPr>
         <w:t xml:space="preserve">, </w:t>
       </w:r>
-      <w:hyperlink w:history="1" r:id="rIdi6n6qfrmazcl5fiabvvji">
+      <w:hyperlink w:history="1" r:id="rIdtk_mpffgih9tvqwkahbmx">
         <w:r>
           <w:rPr>
             <w:color w:val="EA2E00"/>
@@ -1420,7 +1420,7 @@
         </w:rPr>
         <w:t xml:space="preserve">, </w:t>
       </w:r>
-      <w:hyperlink w:history="1" r:id="rIdsnczvymj9bboh5rzpx11g">
+      <w:hyperlink w:history="1" r:id="rIdthuzques6vconkc8ynvfs">
         <w:r>
           <w:rPr>
             <w:color w:val="EA2E00"/>
@@ -1438,7 +1438,7 @@
         </w:rPr>
         <w:t xml:space="preserve">, </w:t>
       </w:r>
-      <w:hyperlink w:history="1" r:id="rIduicjzgohx3vyuw-cgynka">
+      <w:hyperlink w:history="1" r:id="rIdiaza0q2gbbnfroklknwus">
         <w:r>
           <w:rPr>
             <w:color w:val="EA2E00"/>
@@ -1456,7 +1456,7 @@
         </w:rPr>
         <w:t xml:space="preserve">, </w:t>
       </w:r>
-      <w:hyperlink w:history="1" r:id="rIdewlzdvhuwozodabrnbvhc">
+      <w:hyperlink w:history="1" r:id="rId4p9v8l48wfvwesc5pycpt">
         <w:r>
           <w:rPr>
             <w:color w:val="EA2E00"/>
@@ -1474,7 +1474,7 @@
         </w:rPr>
         <w:t xml:space="preserve">, </w:t>
       </w:r>
-      <w:hyperlink w:history="1" r:id="rIdidllztqm0i4dbzbkgsbse">
+      <w:hyperlink w:history="1" r:id="rIdgrhpq52f-meiw_r7trrrn">
         <w:r>
           <w:rPr>
             <w:color w:val="EA2E00"/>
@@ -1536,7 +1536,7 @@
       </w:r>
     </w:p>
     <w:p>
-      <w:hyperlink w:history="1" r:id="rIdhvyqjgjdksd3qiao3xj4v">
+      <w:hyperlink w:history="1" r:id="rIdw320dkk7nkiy4jnbi9wuo">
         <w:r>
           <w:rPr>
             <w:rStyle w:val="Hyperlink"/>
@@ -1557,7 +1557,7 @@
         </w:rPr>
         <w:t xml:space="preserve">Via </w:t>
       </w:r>
-      <w:hyperlink w:history="1" r:id="rId8w00o4pyxieyvbgnj8fdr">
+      <w:hyperlink w:history="1" r:id="rIdcmxefiuuhthuvyjnvwtj2">
         <w:r>
           <w:rPr>
             <w:color w:val="EA2E00"/>
@@ -1575,7 +1575,7 @@
         </w:rPr>
         <w:t xml:space="preserve">, </w:t>
       </w:r>
-      <w:hyperlink w:history="1" r:id="rIdjubrwkk5ud-peaq-xlaqx">
+      <w:hyperlink w:history="1" r:id="rIddkovw41hpcby1xlzm1xrm">
         <w:r>
           <w:rPr>
             <w:color w:val="EA2E00"/>
@@ -1593,7 +1593,7 @@
         </w:rPr>
         <w:t xml:space="preserve">, </w:t>
       </w:r>
-      <w:hyperlink w:history="1" r:id="rId1yqgwz1yzu0rugne_pftk">
+      <w:hyperlink w:history="1" r:id="rIdwb0wwqsajjg8rlk0kge62">
         <w:r>
           <w:rPr>
             <w:color w:val="EA2E00"/>
@@ -1611,7 +1611,7 @@
         </w:rPr>
         <w:t xml:space="preserve">, </w:t>
       </w:r>
-      <w:hyperlink w:history="1" r:id="rIdmtgx5rgemjw71kprkj2cx">
+      <w:hyperlink w:history="1" r:id="rIdukxrcin-c-uyajzgnzr_o">
         <w:r>
           <w:rPr>
             <w:color w:val="EA2E00"/>
@@ -1629,7 +1629,7 @@
         </w:rPr>
         <w:t xml:space="preserve">, </w:t>
       </w:r>
-      <w:hyperlink w:history="1" r:id="rIdraxr4zztlsco6naitessw">
+      <w:hyperlink w:history="1" r:id="rIdntpfnyqvpyk1wsmsr6pn7">
         <w:r>
           <w:rPr>
             <w:color w:val="EA2E00"/>
@@ -1647,7 +1647,7 @@
         </w:rPr>
         <w:t xml:space="preserve">, </w:t>
       </w:r>
-      <w:hyperlink w:history="1" r:id="rIdzwdwtzj-pefn1dxnujefa">
+      <w:hyperlink w:history="1" r:id="rIds2ipe8gugdsr-vtgiqhir">
         <w:r>
           <w:rPr>
             <w:color w:val="EA2E00"/>
@@ -1665,7 +1665,7 @@
         </w:rPr>
         <w:t xml:space="preserve">, </w:t>
       </w:r>
-      <w:hyperlink w:history="1" r:id="rIdu82ohdidh6zcvbb33uzat">
+      <w:hyperlink w:history="1" r:id="rIdlnhh_q5ksaeuxc05k0n6e">
         <w:r>
           <w:rPr>
             <w:color w:val="EA2E00"/>
@@ -1683,7 +1683,7 @@
         </w:rPr>
         <w:t xml:space="preserve">, </w:t>
       </w:r>
-      <w:hyperlink w:history="1" r:id="rIdlfes7cn3vigyu39sq2kki">
+      <w:hyperlink w:history="1" r:id="rIdwjgizcikbhkkdpedkr1cv">
         <w:r>
           <w:rPr>
             <w:color w:val="EA2E00"/>
@@ -1745,7 +1745,7 @@
       </w:r>
     </w:p>
     <w:p>
-      <w:hyperlink w:history="1" r:id="rIdtcfkbujrao7mh0bn2sdaz">
+      <w:hyperlink w:history="1" r:id="rId5dg11kgz2xbxs51ljphkc">
         <w:r>
           <w:rPr>
             <w:rStyle w:val="Hyperlink"/>
@@ -1766,7 +1766,7 @@
         </w:rPr>
         <w:t xml:space="preserve">Via </w:t>
       </w:r>
-      <w:hyperlink w:history="1" r:id="rIdrudfmj_mu5203ny4c7uve">
+      <w:hyperlink w:history="1" r:id="rIdm2gowc5dog909xwijwywa">
         <w:r>
           <w:rPr>
             <w:color w:val="EA2E00"/>
@@ -1784,7 +1784,7 @@
         </w:rPr>
         <w:t xml:space="preserve">, </w:t>
       </w:r>
-      <w:hyperlink w:history="1" r:id="rIdpdwzmgoie2jvnpffgsow4">
+      <w:hyperlink w:history="1" r:id="rIdb9xsz232yjm0tmcm0xz4l">
         <w:r>
           <w:rPr>
             <w:color w:val="EA2E00"/>
@@ -1802,7 +1802,7 @@
         </w:rPr>
         <w:t xml:space="preserve">, </w:t>
       </w:r>
-      <w:hyperlink w:history="1" r:id="rIdj___fwlbuylyxhotdgomq">
+      <w:hyperlink w:history="1" r:id="rIdr__--5e4zmmqlpxdjrcad">
         <w:r>
           <w:rPr>
             <w:color w:val="EA2E00"/>
@@ -1820,7 +1820,7 @@
         </w:rPr>
         <w:t xml:space="preserve">, </w:t>
       </w:r>
-      <w:hyperlink w:history="1" r:id="rId0otc7rdl17fcyudvbuqhz">
+      <w:hyperlink w:history="1" r:id="rIdiaust18ipbcwy9ilghjfd">
         <w:r>
           <w:rPr>
             <w:color w:val="EA2E00"/>
@@ -1838,7 +1838,7 @@
         </w:rPr>
         <w:t xml:space="preserve">, </w:t>
       </w:r>
-      <w:hyperlink w:history="1" r:id="rIdk2b6tlpnzbdcv4__cy7os">
+      <w:hyperlink w:history="1" r:id="rIdtjlibcddtbl0ayb32_zzg">
         <w:r>
           <w:rPr>
             <w:color w:val="EA2E00"/>
@@ -1856,7 +1856,7 @@
         </w:rPr>
         <w:t xml:space="preserve">, </w:t>
       </w:r>
-      <w:hyperlink w:history="1" r:id="rIds8u-wcolpgkjpeov75uj2">
+      <w:hyperlink w:history="1" r:id="rId-ycnvgzynq149o_ic5see">
         <w:r>
           <w:rPr>
             <w:color w:val="EA2E00"/>
@@ -1874,7 +1874,7 @@
         </w:rPr>
         <w:t xml:space="preserve">, </w:t>
       </w:r>
-      <w:hyperlink w:history="1" r:id="rIdh09wwhwtid4vb7ohyq1ee">
+      <w:hyperlink w:history="1" r:id="rIdqrjphbyonzhs4czfps_9t">
         <w:r>
           <w:rPr>
             <w:color w:val="EA2E00"/>
@@ -1936,7 +1936,7 @@
       </w:r>
     </w:p>
     <w:p>
-      <w:hyperlink w:history="1" r:id="rId00l31ebyfj_ovpzlsoa0u">
+      <w:hyperlink w:history="1" r:id="rIdadws1jvdlz-c-mix9i9ny">
         <w:r>
           <w:rPr>
             <w:rStyle w:val="Hyperlink"/>
@@ -1957,7 +1957,7 @@
         </w:rPr>
         <w:t xml:space="preserve">Via </w:t>
       </w:r>
-      <w:hyperlink w:history="1" r:id="rIdn_5oybznjtcvulutynopp">
+      <w:hyperlink w:history="1" r:id="rIdbhftlodjq261bp7mhetym">
         <w:r>
           <w:rPr>
             <w:color w:val="EA2E00"/>
@@ -1975,7 +1975,7 @@
         </w:rPr>
         <w:t xml:space="preserve">, </w:t>
       </w:r>
-      <w:hyperlink w:history="1" r:id="rIdxu6_4wmuut1krh8cobexg">
+      <w:hyperlink w:history="1" r:id="rIdhdwc7doq8xixvvl_pberb">
         <w:r>
           <w:rPr>
             <w:color w:val="EA2E00"/>
@@ -1993,7 +1993,7 @@
         </w:rPr>
         <w:t xml:space="preserve">, </w:t>
       </w:r>
-      <w:hyperlink w:history="1" r:id="rIdt8kpgj_37yvcrqvce5tn4">
+      <w:hyperlink w:history="1" r:id="rIdgmlsvjlznpvsns4mgyulc">
         <w:r>
           <w:rPr>
             <w:color w:val="EA2E00"/>
@@ -2011,7 +2011,7 @@
         </w:rPr>
         <w:t xml:space="preserve">, </w:t>
       </w:r>
-      <w:hyperlink w:history="1" r:id="rIdemm7suhfnnhzwymcwemmr">
+      <w:hyperlink w:history="1" r:id="rId8f7r-frvc8hk7atwnsfkn">
         <w:r>
           <w:rPr>
             <w:color w:val="EA2E00"/>
@@ -2073,7 +2073,7 @@
       </w:r>
     </w:p>
     <w:p>
-      <w:hyperlink w:history="1" r:id="rIdbfmqoqa_jcbdjvoovg5-k">
+      <w:hyperlink w:history="1" r:id="rIdojq68uhkwmjsahlocq6su">
         <w:r>
           <w:rPr>
             <w:rStyle w:val="Hyperlink"/>
@@ -2094,7 +2094,7 @@
         </w:rPr>
         <w:t xml:space="preserve">Via </w:t>
       </w:r>
-      <w:hyperlink w:history="1" r:id="rId6uoptfkwwlrqnku_h0635">
+      <w:hyperlink w:history="1" r:id="rIdzxnhhpuqqwmkw1yt1kgh5">
         <w:r>
           <w:rPr>
             <w:color w:val="EA2E00"/>
@@ -2112,7 +2112,7 @@
         </w:rPr>
         <w:t xml:space="preserve">, </w:t>
       </w:r>
-      <w:hyperlink w:history="1" r:id="rIdfp_posyo8_8yum52lwxe6">
+      <w:hyperlink w:history="1" r:id="rIdzgxrovozzytarcn47s0hr">
         <w:r>
           <w:rPr>
             <w:color w:val="EA2E00"/>
@@ -2130,7 +2130,7 @@
         </w:rPr>
         <w:t xml:space="preserve">, </w:t>
       </w:r>
-      <w:hyperlink w:history="1" r:id="rIdlujgcs7dnhlkwuaznz6bk">
+      <w:hyperlink w:history="1" r:id="rIdzfl2comafytrolf4uimpi">
         <w:r>
           <w:rPr>
             <w:color w:val="EA2E00"/>
@@ -2192,7 +2192,7 @@
       </w:r>
     </w:p>
     <w:p>
-      <w:hyperlink w:history="1" r:id="rIdhnzzctqtcd7ywhjbp6sup">
+      <w:hyperlink w:history="1" r:id="rIdrb0wud-lcx9b4939d5kyr">
         <w:r>
           <w:rPr>
             <w:rStyle w:val="Hyperlink"/>
@@ -2213,7 +2213,7 @@
         </w:rPr>
         <w:t xml:space="preserve">Via </w:t>
       </w:r>
-      <w:hyperlink w:history="1" r:id="rIddj2qg3etovoyfmqks1ved">
+      <w:hyperlink w:history="1" r:id="rIdjainwdrzudp96gyjrkuvk">
         <w:r>
           <w:rPr>
             <w:color w:val="EA2E00"/>
@@ -2231,7 +2231,7 @@
         </w:rPr>
         <w:t xml:space="preserve">, </w:t>
       </w:r>
-      <w:hyperlink w:history="1" r:id="rIdfze2lse6wkgsv4yfwcitx">
+      <w:hyperlink w:history="1" r:id="rId3o2px-vgxj-9ptjgl4o8c">
         <w:r>
           <w:rPr>
             <w:color w:val="EA2E00"/>
@@ -2249,7 +2249,7 @@
         </w:rPr>
         <w:t xml:space="preserve">, </w:t>
       </w:r>
-      <w:hyperlink w:history="1" r:id="rIduqkwahbihif2bd77any_d">
+      <w:hyperlink w:history="1" r:id="rIdyyxjw5parerrkab2v-5gg">
         <w:r>
           <w:rPr>
             <w:color w:val="EA2E00"/>
@@ -2267,7 +2267,7 @@
         </w:rPr>
         <w:t xml:space="preserve">, </w:t>
       </w:r>
-      <w:hyperlink w:history="1" r:id="rIddbc0waj8x4z5bvfd4ghax">
+      <w:hyperlink w:history="1" r:id="rIdsfby9vizxu7ufz6smycsq">
         <w:r>
           <w:rPr>
             <w:color w:val="EA2E00"/>
@@ -2337,7 +2337,7 @@
       </w:r>
     </w:p>
     <w:p>
-      <w:hyperlink w:history="1" r:id="rId5bu16x9w6mgt6kzptdtca">
+      <w:hyperlink w:history="1" r:id="rIdh1x4lkqqv3htqeforxete">
         <w:r>
           <w:rPr>
             <w:rStyle w:val="Hyperlink"/>
@@ -2358,7 +2358,7 @@
         </w:rPr>
         <w:t xml:space="preserve">Via </w:t>
       </w:r>
-      <w:hyperlink w:history="1" r:id="rId_vws-z5tfx3s45uyj5via">
+      <w:hyperlink w:history="1" r:id="rIduxzn2slovqwoglp1rx37-">
         <w:r>
           <w:rPr>
             <w:color w:val="EA2E00"/>
@@ -2376,7 +2376,7 @@
         </w:rPr>
         <w:t xml:space="preserve">, </w:t>
       </w:r>
-      <w:hyperlink w:history="1" r:id="rId01fvmbd6vxly7uf-hjbvv">
+      <w:hyperlink w:history="1" r:id="rId_81y-hggwtkvj7sdv-wkt">
         <w:r>
           <w:rPr>
             <w:color w:val="EA2E00"/>
@@ -2438,7 +2438,7 @@
       </w:r>
     </w:p>
     <w:p>
-      <w:hyperlink w:history="1" r:id="rIdzkeiih17uce1zmfriu2q0">
+      <w:hyperlink w:history="1" r:id="rIdnb15fuuqvdoukj1maqntw">
         <w:r>
           <w:rPr>
             <w:rStyle w:val="Hyperlink"/>
@@ -2459,7 +2459,7 @@
         </w:rPr>
         <w:t xml:space="preserve">Via </w:t>
       </w:r>
-      <w:hyperlink w:history="1" r:id="rIdqae5yykkpwbaift3oelbu">
+      <w:hyperlink w:history="1" r:id="rIdu5rbbpggeqpidnkxpdbkn">
         <w:r>
           <w:rPr>
             <w:color w:val="EA2E00"/>
@@ -2477,7 +2477,7 @@
         </w:rPr>
         <w:t xml:space="preserve">, </w:t>
       </w:r>
-      <w:hyperlink w:history="1" r:id="rIdkfdwwn0czo3scd4lcrivl">
+      <w:hyperlink w:history="1" r:id="rIdhfbypflywxfu3exon1agp">
         <w:r>
           <w:rPr>
             <w:color w:val="EA2E00"/>
@@ -2495,7 +2495,7 @@
         </w:rPr>
         <w:t xml:space="preserve">, </w:t>
       </w:r>
-      <w:hyperlink w:history="1" r:id="rIdza7kcwsomqyl8tli8uvby">
+      <w:hyperlink w:history="1" r:id="rIdm2ldsyyzjswdz-i6h20mc">
         <w:r>
           <w:rPr>
             <w:color w:val="EA2E00"/>
@@ -2513,7 +2513,7 @@
         </w:rPr>
         <w:t xml:space="preserve">, </w:t>
       </w:r>
-      <w:hyperlink w:history="1" r:id="rIdgokadq8wc930b7crxdigg">
+      <w:hyperlink w:history="1" r:id="rIdf6awkel3jq2lw-rjspzsa">
         <w:r>
           <w:rPr>
             <w:color w:val="EA2E00"/>
@@ -2531,7 +2531,7 @@
         </w:rPr>
         <w:t xml:space="preserve">, </w:t>
       </w:r>
-      <w:hyperlink w:history="1" r:id="rIdv-c8dzfq1ocsd4clnglfc">
+      <w:hyperlink w:history="1" r:id="rId1mhdupct9lxkfxmzm_ygq">
         <w:r>
           <w:rPr>
             <w:color w:val="EA2E00"/>
@@ -2593,7 +2593,7 @@
       </w:r>
     </w:p>
     <w:p>
-      <w:hyperlink w:history="1" r:id="rIdzsz3eeg7ki-xa7u2n4d1c">
+      <w:hyperlink w:history="1" r:id="rIdmkfgcgt7pt1ya2hb7zeiu">
         <w:r>
           <w:rPr>
             <w:rStyle w:val="Hyperlink"/>
@@ -2614,7 +2614,7 @@
         </w:rPr>
         <w:t xml:space="preserve">Via </w:t>
       </w:r>
-      <w:hyperlink w:history="1" r:id="rIdmzthazfu8zycfemhwkujl">
+      <w:hyperlink w:history="1" r:id="rIdxg9yqcrekpodhkkuh9bsc">
         <w:r>
           <w:rPr>
             <w:color w:val="EA2E00"/>
@@ -2676,7 +2676,7 @@
       </w:r>
     </w:p>
     <w:p>
-      <w:hyperlink w:history="1" r:id="rIdt590pf2npguhpxlqkpx0b">
+      <w:hyperlink w:history="1" r:id="rId1uaksrjpjx_cx1l572ncv">
         <w:r>
           <w:rPr>
             <w:rStyle w:val="Hyperlink"/>
@@ -2697,7 +2697,7 @@
         </w:rPr>
         <w:t xml:space="preserve">Via </w:t>
       </w:r>
-      <w:hyperlink w:history="1" r:id="rIdx6xdyqyqlb6cy0sizrrjv">
+      <w:hyperlink w:history="1" r:id="rIddtn3wtz451rmsreuelc3z">
         <w:r>
           <w:rPr>
             <w:color w:val="EA2E00"/>
@@ -2715,7 +2715,7 @@
         </w:rPr>
         <w:t xml:space="preserve">, </w:t>
       </w:r>
-      <w:hyperlink w:history="1" r:id="rIds1dhaq3y9wa9q1aiecd3r">
+      <w:hyperlink w:history="1" r:id="rId5wuqpewou01xwmr9y5ofn">
         <w:r>
           <w:rPr>
             <w:color w:val="EA2E00"/>
@@ -2733,7 +2733,7 @@
         </w:rPr>
         <w:t xml:space="preserve">, </w:t>
       </w:r>
-      <w:hyperlink w:history="1" r:id="rId92p-gahz_hjjhi7y6guqh">
+      <w:hyperlink w:history="1" r:id="rIdyyxrh-ylhy7cphvrn4-ks">
         <w:r>
           <w:rPr>
             <w:color w:val="EA2E00"/>
@@ -2795,7 +2795,7 @@
       </w:r>
     </w:p>
     <w:p>
-      <w:hyperlink w:history="1" r:id="rIdmhvmcmvikd4saa8cpya7o">
+      <w:hyperlink w:history="1" r:id="rIdpjvd5cl2of12x77pli1z-">
         <w:r>
           <w:rPr>
             <w:rStyle w:val="Hyperlink"/>
@@ -2816,7 +2816,7 @@
         </w:rPr>
         <w:t xml:space="preserve">Via </w:t>
       </w:r>
-      <w:hyperlink w:history="1" r:id="rId_0t1iclnpat6bivzsh0ex">
+      <w:hyperlink w:history="1" r:id="rIdjyowzlgxeqwgjjrsjprst">
         <w:r>
           <w:rPr>
             <w:color w:val="EA2E00"/>
@@ -2834,7 +2834,7 @@
         </w:rPr>
         <w:t xml:space="preserve">, </w:t>
       </w:r>
-      <w:hyperlink w:history="1" r:id="rIdfoau77lko-exzedixkyhg">
+      <w:hyperlink w:history="1" r:id="rIduc1gs9d20p7l-urio4fk-">
         <w:r>
           <w:rPr>
             <w:color w:val="EA2E00"/>
@@ -2885,7 +2885,7 @@
         </w:rPr>
         <w:t xml:space="preserve">Via </w:t>
       </w:r>
-      <w:hyperlink w:history="1" r:id="rId0bagyb1uiysxt-syo98zz">
+      <w:hyperlink w:history="1" r:id="rIdwoou5bx4jdvyqasoycneg">
         <w:r>
           <w:rPr>
             <w:color w:val="EA2E00"/>
@@ -2903,7 +2903,7 @@
         </w:rPr>
         <w:t xml:space="preserve">, </w:t>
       </w:r>
-      <w:hyperlink w:history="1" r:id="rId292zgdyepfhjk_wflcqo9">
+      <w:hyperlink w:history="1" r:id="rIdiyfb8qbkszvhlxwvusixo">
         <w:r>
           <w:rPr>
             <w:color w:val="EA2E00"/>
@@ -2921,7 +2921,7 @@
         </w:rPr>
         <w:t xml:space="preserve">, </w:t>
       </w:r>
-      <w:hyperlink w:history="1" r:id="rIdv_w056smsnrvswly-6kjd">
+      <w:hyperlink w:history="1" r:id="rIdoienbkbhhdgtdlv6ja-hw">
         <w:r>
           <w:rPr>
             <w:color w:val="EA2E00"/>
@@ -2939,7 +2939,7 @@
         </w:rPr>
         <w:t xml:space="preserve">, </w:t>
       </w:r>
-      <w:hyperlink w:history="1" r:id="rIdkiwbvbowgnuz60e7ph8jr">
+      <w:hyperlink w:history="1" r:id="rIdtwbr9wxpmucpnxz-g5h1f">
         <w:r>
           <w:rPr>
             <w:color w:val="EA2E00"/>
@@ -2982,7 +2982,7 @@
         </w:rPr>
         <w:t xml:space="preserve">Via </w:t>
       </w:r>
-      <w:hyperlink w:history="1" r:id="rIdqtbeo9wwqqqxxtyctacqo">
+      <w:hyperlink w:history="1" r:id="rIdz37wupje1d2y-uv2qmqgd">
         <w:r>
           <w:rPr>
             <w:color w:val="EA2E00"/>
@@ -3025,7 +3025,7 @@
         </w:rPr>
         <w:t xml:space="preserve">Via </w:t>
       </w:r>
-      <w:hyperlink w:history="1" r:id="rIdw3olc5y_acvsfrnqy8puc">
+      <w:hyperlink w:history="1" r:id="rIdpdnsrfx7rwatqwrkqtcog">
         <w:r>
           <w:rPr>
             <w:color w:val="EA2E00"/>
@@ -3043,7 +3043,7 @@
         </w:rPr>
         <w:t xml:space="preserve">, </w:t>
       </w:r>
-      <w:hyperlink w:history="1" r:id="rId2sw4ckywvp-8mdhnxm4z_">
+      <w:hyperlink w:history="1" r:id="rIdz5zrwnk3pndoeo_s8tcwu">
         <w:r>
           <w:rPr>
             <w:color w:val="EA2E00"/>
@@ -3061,7 +3061,7 @@
         </w:rPr>
         <w:t xml:space="preserve">, </w:t>
       </w:r>
-      <w:hyperlink w:history="1" r:id="rIdgjkoilm2cjaialkdts9oy">
+      <w:hyperlink w:history="1" r:id="rIdmzv7anqjuysybrus6gjf-">
         <w:r>
           <w:rPr>
             <w:color w:val="EA2E00"/>
@@ -3079,7 +3079,7 @@
         </w:rPr>
         <w:t xml:space="preserve">, </w:t>
       </w:r>
-      <w:hyperlink w:history="1" r:id="rIdgzipqqznq2bizlymp7uqb">
+      <w:hyperlink w:history="1" r:id="rIdbxcnnju85s1gdzcdchdeg">
         <w:r>
           <w:rPr>
             <w:color w:val="EA2E00"/>
@@ -3122,7 +3122,7 @@
         </w:rPr>
         <w:t xml:space="preserve">Via </w:t>
       </w:r>
-      <w:hyperlink w:history="1" r:id="rIdcgr_9j8choectygtotads">
+      <w:hyperlink w:history="1" r:id="rIdr-hkllvsnqhm4ynbp3vrn">
         <w:r>
           <w:rPr>
             <w:color w:val="EA2E00"/>
@@ -3140,7 +3140,7 @@
         </w:rPr>
         <w:t xml:space="preserve">, </w:t>
       </w:r>
-      <w:hyperlink w:history="1" r:id="rIdko1lyszris1xftjbvzdc1">
+      <w:hyperlink w:history="1" r:id="rIdutvv2r2uuppbvtpcdtag9">
         <w:r>
           <w:rPr>
             <w:color w:val="EA2E00"/>
@@ -3158,7 +3158,7 @@
         </w:rPr>
         <w:t xml:space="preserve">, </w:t>
       </w:r>
-      <w:hyperlink w:history="1" r:id="rIdkil8ve46vnziygv1s9chd">
+      <w:hyperlink w:history="1" r:id="rIdmec3g60wgcfyva-jbc5bh">
         <w:r>
           <w:rPr>
             <w:color w:val="EA2E00"/>
@@ -3339,7 +3339,7 @@
             </w:r>
           </w:p>
           <w:p>
-            <w:hyperlink w:history="1" r:id="rIdl9p7uq7hprgh9phabxuy3">
+            <w:hyperlink w:history="1" r:id="rIdjrcufbwakbiz_a2bon9ip">
               <w:r>
                 <w:rPr>
                   <w:rStyle w:val="Hyperlink"/>
@@ -5043,7 +5043,7 @@
         </w:rPr>
         <w:t xml:space="preserve">Via </w:t>
       </w:r>
-      <w:hyperlink w:history="1" r:id="rIdpbkwj1cj0zdvzac0ym4re">
+      <w:hyperlink w:history="1" r:id="rId6ngon_h6sioslofdwuaba">
         <w:r>
           <w:rPr>
             <w:color w:val="EA2E00"/>
@@ -5101,7 +5101,7 @@
         </w:rPr>
         <w:t xml:space="preserve">Via </w:t>
       </w:r>
-      <w:hyperlink w:history="1" r:id="rIdfelmb2rfpr_sxithhn456">
+      <w:hyperlink w:history="1" r:id="rIdldnqhd5vtcekgavz93zuk">
         <w:r>
           <w:rPr>
             <w:color w:val="EA2E00"/>
@@ -5119,7 +5119,7 @@
         </w:rPr>
         <w:t xml:space="preserve">, </w:t>
       </w:r>
-      <w:hyperlink w:history="1" r:id="rIdxtyge2z4yov18tsguuxy1">
+      <w:hyperlink w:history="1" r:id="rIdurjsoxxse4uwhorouv4q5">
         <w:r>
           <w:rPr>
             <w:color w:val="EA2E00"/>
@@ -5177,7 +5177,7 @@
         </w:rPr>
         <w:t xml:space="preserve">Via </w:t>
       </w:r>
-      <w:hyperlink w:history="1" r:id="rIdk2agnvkuchmtvueihyrhi">
+      <w:hyperlink w:history="1" r:id="rIdffl86o4mhaqmt9ejveydw">
         <w:r>
           <w:rPr>
             <w:color w:val="EA2E00"/>
@@ -5195,7 +5195,7 @@
         </w:rPr>
         <w:t xml:space="preserve">, </w:t>
       </w:r>
-      <w:hyperlink w:history="1" r:id="rIdwfel6pcscxgwf159sq9jd">
+      <w:hyperlink w:history="1" r:id="rIdver9knvn9weagnkhtym80">
         <w:r>
           <w:rPr>
             <w:color w:val="EA2E00"/>
@@ -5213,7 +5213,7 @@
         </w:rPr>
         <w:t xml:space="preserve">, </w:t>
       </w:r>
-      <w:hyperlink w:history="1" r:id="rIdh1egu44p4_kom4tj1m5i_">
+      <w:hyperlink w:history="1" r:id="rIdmf64om_gcmaitx08zn_85">
         <w:r>
           <w:rPr>
             <w:color w:val="EA2E00"/>
@@ -5231,7 +5231,7 @@
         </w:rPr>
         <w:t xml:space="preserve">, </w:t>
       </w:r>
-      <w:hyperlink w:history="1" r:id="rIdlspyqe8ve8g3c8_fjbfoy">
+      <w:hyperlink w:history="1" r:id="rIdc5vz048geifomv03z4zdc">
         <w:r>
           <w:rPr>
             <w:color w:val="EA2E00"/>
@@ -5249,7 +5249,7 @@
         </w:rPr>
         <w:t xml:space="preserve">, </w:t>
       </w:r>
-      <w:hyperlink w:history="1" r:id="rIdlwnwbu0mcf-as4-eap0jo">
+      <w:hyperlink w:history="1" r:id="rIdifq__r5oiahundjoc7eow">
         <w:r>
           <w:rPr>
             <w:color w:val="EA2E00"/>
@@ -5307,7 +5307,7 @@
         </w:rPr>
         <w:t xml:space="preserve">Via </w:t>
       </w:r>
-      <w:hyperlink w:history="1" r:id="rIdkvlu8ucxk7njmj0dghvax">
+      <w:hyperlink w:history="1" r:id="rIdxzdcd4on_ozfzg4klxalw">
         <w:r>
           <w:rPr>
             <w:color w:val="EA2E00"/>
@@ -5325,7 +5325,7 @@
         </w:rPr>
         <w:t xml:space="preserve">, </w:t>
       </w:r>
-      <w:hyperlink w:history="1" r:id="rIddw9jso8ssmp3pjf5vdjzn">
+      <w:hyperlink w:history="1" r:id="rIdvsvnk8p4drtmbq-zzm3zh">
         <w:r>
           <w:rPr>
             <w:color w:val="EA2E00"/>
@@ -5343,7 +5343,7 @@
         </w:rPr>
         <w:t xml:space="preserve">, </w:t>
       </w:r>
-      <w:hyperlink w:history="1" r:id="rIdyirqi6y8zgybyblq1nalc">
+      <w:hyperlink w:history="1" r:id="rIdbss2z2crwdynyof0aso1i">
         <w:r>
           <w:rPr>
             <w:color w:val="EA2E00"/>
@@ -5361,7 +5361,7 @@
         </w:rPr>
         <w:t xml:space="preserve">, </w:t>
       </w:r>
-      <w:hyperlink w:history="1" r:id="rIdnry2uieb_j6xo6eblwghc">
+      <w:hyperlink w:history="1" r:id="rIdoqbreumqkvafuulbdh1j4">
         <w:r>
           <w:rPr>
             <w:color w:val="EA2E00"/>
@@ -5425,7 +5425,7 @@
             </w:r>
           </w:p>
           <w:p>
-            <w:hyperlink w:history="1" r:id="rId1my46zq7xwsr4e_m2rzkt">
+            <w:hyperlink w:history="1" r:id="rIdhiuztqfnwkzkgsvhjjgc4">
               <w:r>
                 <w:rPr>
                   <w:rStyle w:val="Hyperlink"/>
@@ -5543,7 +5543,7 @@
         </w:rPr>
         <w:t xml:space="preserve">Via </w:t>
       </w:r>
-      <w:hyperlink w:history="1" r:id="rIdp1aacni1wj0ydmymuqnyv">
+      <w:hyperlink w:history="1" r:id="rIdzas2uk0l6x7fspfssllnz">
         <w:r>
           <w:rPr>
             <w:color w:val="EA2E00"/>
@@ -5561,7 +5561,7 @@
         </w:rPr>
         <w:t xml:space="preserve">, </w:t>
       </w:r>
-      <w:hyperlink w:history="1" r:id="rIdmqnbkd_vdc8rgmpt1mhec">
+      <w:hyperlink w:history="1" r:id="rIdq3gyx-sftjjl7x1bpbqpp">
         <w:r>
           <w:rPr>
             <w:color w:val="EA2E00"/>
@@ -5579,7 +5579,7 @@
         </w:rPr>
         <w:t xml:space="preserve">, </w:t>
       </w:r>
-      <w:hyperlink w:history="1" r:id="rIdhihsiript1llb3gudq32n">
+      <w:hyperlink w:history="1" r:id="rIdxndzwubytmsb2zibr2l1p">
         <w:r>
           <w:rPr>
             <w:color w:val="EA2E00"/>
@@ -5622,7 +5622,7 @@
         </w:rPr>
         <w:t xml:space="preserve">Via </w:t>
       </w:r>
-      <w:hyperlink w:history="1" r:id="rIdmmzk8jufdigahineaq5vv">
+      <w:hyperlink w:history="1" r:id="rIdmfbncuf7cjwynbt_evwfx">
         <w:r>
           <w:rPr>
             <w:color w:val="EA2E00"/>
@@ -5720,7 +5720,7 @@
         </w:rPr>
         <w:t xml:space="preserve">Via </w:t>
       </w:r>
-      <w:hyperlink w:history="1" r:id="rIdrnpy2os3b3vhxvyy6txid">
+      <w:hyperlink w:history="1" r:id="rId_x8mmx31kaf_ye5luuefk">
         <w:r>
           <w:rPr>
             <w:color w:val="EA2E00"/>
@@ -5738,7 +5738,7 @@
         </w:rPr>
         <w:t xml:space="preserve">, </w:t>
       </w:r>
-      <w:hyperlink w:history="1" r:id="rIdcn1wufepie3kwbn01res6">
+      <w:hyperlink w:history="1" r:id="rIdvc8x1dx2e8mi6l3ueec91">
         <w:r>
           <w:rPr>
             <w:color w:val="EA2E00"/>
@@ -5756,7 +5756,7 @@
         </w:rPr>
         <w:t xml:space="preserve">, </w:t>
       </w:r>
-      <w:hyperlink w:history="1" r:id="rIdayhgfasdtq6zcunppwio6">
+      <w:hyperlink w:history="1" r:id="rIdeqpeppmcop0mvtdia23vb">
         <w:r>
           <w:rPr>
             <w:color w:val="EA2E00"/>
@@ -5774,7 +5774,7 @@
         </w:rPr>
         <w:t xml:space="preserve">, </w:t>
       </w:r>
-      <w:hyperlink w:history="1" r:id="rId_2nfxuu1vtidcpcvwbjm-">
+      <w:hyperlink w:history="1" r:id="rIdjng3pwwbrgxkra67qfv5z">
         <w:r>
           <w:rPr>
             <w:color w:val="EA2E00"/>
@@ -5835,7 +5835,7 @@
         </w:rPr>
         <w:t xml:space="preserve">Via </w:t>
       </w:r>
-      <w:hyperlink w:history="1" r:id="rIdxr59v74vn5pvhgn5xzklu">
+      <w:hyperlink w:history="1" r:id="rIdeygjg4f71beyetah049nz">
         <w:r>
           <w:rPr>
             <w:color w:val="EA2E00"/>
@@ -5853,7 +5853,7 @@
         </w:rPr>
         <w:t xml:space="preserve">, </w:t>
       </w:r>
-      <w:hyperlink w:history="1" r:id="rIdjls4p6sniuhwqzvdsr3iy">
+      <w:hyperlink w:history="1" r:id="rIdlaxqzsxlyz-6504_7gp1m">
         <w:r>
           <w:rPr>
             <w:color w:val="EA2E00"/>
@@ -5871,7 +5871,7 @@
         </w:rPr>
         <w:t xml:space="preserve">, </w:t>
       </w:r>
-      <w:hyperlink w:history="1" r:id="rIdibundmkiba7o1t_lio6un">
+      <w:hyperlink w:history="1" r:id="rIdfrs7gguxslrcsofua566k">
         <w:r>
           <w:rPr>
             <w:color w:val="EA2E00"/>
@@ -5932,7 +5932,7 @@
         </w:rPr>
         <w:t xml:space="preserve">Via </w:t>
       </w:r>
-      <w:hyperlink w:history="1" r:id="rIdbqpnrdor1gr68iyhtonrr">
+      <w:hyperlink w:history="1" r:id="rIds_hyyaf6cz2pxr0udrh3v">
         <w:r>
           <w:rPr>
             <w:color w:val="EA2E00"/>
@@ -5950,7 +5950,7 @@
         </w:rPr>
         <w:t xml:space="preserve">, </w:t>
       </w:r>
-      <w:hyperlink w:history="1" r:id="rIdsaa86qas21vfn6q4-yd6i">
+      <w:hyperlink w:history="1" r:id="rIdxidzansahzj4xnurvvtlq">
         <w:r>
           <w:rPr>
             <w:color w:val="EA2E00"/>
@@ -6011,7 +6011,7 @@
         </w:rPr>
         <w:t xml:space="preserve">Via </w:t>
       </w:r>
-      <w:hyperlink w:history="1" r:id="rId5xvn9yxrslwb8tcbsn3xk">
+      <w:hyperlink w:history="1" r:id="rIdbuquqhrvktb6dfiv-nqzb">
         <w:r>
           <w:rPr>
             <w:color w:val="EA2E00"/>
@@ -6029,7 +6029,7 @@
         </w:rPr>
         <w:t xml:space="preserve">, </w:t>
       </w:r>
-      <w:hyperlink w:history="1" r:id="rIdv4cvfpemp-samhipafzks">
+      <w:hyperlink w:history="1" r:id="rIdoqx_klnysvjwnc8_dvbrf">
         <w:r>
           <w:rPr>
             <w:color w:val="EA2E00"/>
@@ -6047,7 +6047,7 @@
         </w:rPr>
         <w:t xml:space="preserve">, </w:t>
       </w:r>
-      <w:hyperlink w:history="1" r:id="rId2msnxl-ye3tf9zdf4x4xx">
+      <w:hyperlink w:history="1" r:id="rIdgshmzr6fczm4jq6wb_1pa">
         <w:r>
           <w:rPr>
             <w:color w:val="EA2E00"/>
@@ -6108,7 +6108,7 @@
         </w:rPr>
         <w:t xml:space="preserve">Via </w:t>
       </w:r>
-      <w:hyperlink w:history="1" r:id="rIdxsry5agkqjfwsvwfwnjbq">
+      <w:hyperlink w:history="1" r:id="rIdg1d-1euvh5oq7pwjt9mqx">
         <w:r>
           <w:rPr>
             <w:color w:val="EA2E00"/>
@@ -6126,7 +6126,7 @@
         </w:rPr>
         <w:t xml:space="preserve">, </w:t>
       </w:r>
-      <w:hyperlink w:history="1" r:id="rIdoz7yqlq8kn0evtncjhltm">
+      <w:hyperlink w:history="1" r:id="rIdutt3ay1s9tzyy-ore8ejb">
         <w:r>
           <w:rPr>
             <w:color w:val="EA2E00"/>
@@ -6187,7 +6187,7 @@
         </w:rPr>
         <w:t xml:space="preserve">Via </w:t>
       </w:r>
-      <w:hyperlink w:history="1" r:id="rId7ccsm_uj6r1fld-hzr1ui">
+      <w:hyperlink w:history="1" r:id="rIddhtm1tabcbgpkeq00h44j">
         <w:r>
           <w:rPr>
             <w:color w:val="EA2E00"/>
@@ -6205,7 +6205,7 @@
         </w:rPr>
         <w:t xml:space="preserve">, </w:t>
       </w:r>
-      <w:hyperlink w:history="1" r:id="rIdy8cu2i-r0b6hegvughu27">
+      <w:hyperlink w:history="1" r:id="rIdeigiqsigqcefsqd1p8cod">
         <w:r>
           <w:rPr>
             <w:color w:val="EA2E00"/>
@@ -6488,7 +6488,7 @@
             </w:tcMar>
           </w:tcPr>
           <w:p>
-            <w:hyperlink w:history="1" r:id="rIduipp3thmkunrmv22lmjyi">
+            <w:hyperlink w:history="1" r:id="rIdz2ohixbjwlqmanwjdftn4">
               <w:r>
                 <w:rPr>
                   <w:rStyle w:val="Hyperlink"/>
@@ -6607,7 +6607,7 @@
             </w:tcMar>
           </w:tcPr>
           <w:p>
-            <w:hyperlink w:history="1" r:id="rIdti25qfoy2qnc32xtqxssh">
+            <w:hyperlink w:history="1" r:id="rIdlbxcs8uci8utntkuzpnl7">
               <w:r>
                 <w:rPr>
                   <w:rStyle w:val="Hyperlink"/>
@@ -6726,7 +6726,7 @@
             </w:tcMar>
           </w:tcPr>
           <w:p>
-            <w:hyperlink w:history="1" r:id="rIdcvgqi8qsib8rupiehrfx4">
+            <w:hyperlink w:history="1" r:id="rIdjbyoqfn72djd_lr_roo6f">
               <w:r>
                 <w:rPr>
                   <w:rStyle w:val="Hyperlink"/>
@@ -6845,7 +6845,7 @@
             </w:tcMar>
           </w:tcPr>
           <w:p>
-            <w:hyperlink w:history="1" r:id="rIdhdod6wiltm8mfvngc5l84">
+            <w:hyperlink w:history="1" r:id="rIdhvwl67lska2idkvmh6f7b">
               <w:r>
                 <w:rPr>
                   <w:rStyle w:val="Hyperlink"/>
@@ -6964,7 +6964,7 @@
             </w:tcMar>
           </w:tcPr>
           <w:p>
-            <w:hyperlink w:history="1" r:id="rId71uwcckndwdnq6wajwlmt">
+            <w:hyperlink w:history="1" r:id="rIdpmnq16ongjvmx2vepl_w_">
               <w:r>
                 <w:rPr>
                   <w:rStyle w:val="Hyperlink"/>
@@ -7083,7 +7083,7 @@
             </w:tcMar>
           </w:tcPr>
           <w:p>
-            <w:hyperlink w:history="1" r:id="rIdbtcqm0lybtjafbm7i4c9w">
+            <w:hyperlink w:history="1" r:id="rIdfqfr-0gg17y2twnaqm00v">
               <w:r>
                 <w:rPr>
                   <w:rStyle w:val="Hyperlink"/>
@@ -7153,7 +7153,7 @@
             </w:r>
           </w:p>
           <w:p>
-            <w:hyperlink w:history="1" r:id="rIdq3hdhdyldmhj6xvgjvv8u">
+            <w:hyperlink w:history="1" r:id="rId1ia4pbm99ukpm6cwdadfi">
               <w:r>
                 <w:rPr>
                   <w:rStyle w:val="Hyperlink"/>
@@ -7244,7 +7244,7 @@
       </w:r>
     </w:p>
     <w:p>
-      <w:hyperlink w:history="1" r:id="rIdiqcuvvj3fc1pvozgecmud">
+      <w:hyperlink w:history="1" r:id="rIdqh-ynihdm5fjlydz_lx-2">
         <w:r>
           <w:rPr>
             <w:rStyle w:val="Hyperlink"/>
@@ -7265,7 +7265,7 @@
         </w:rPr>
         <w:t xml:space="preserve">Via </w:t>
       </w:r>
-      <w:hyperlink w:history="1" r:id="rId1gnckaueoslvjdlo8sf77">
+      <w:hyperlink w:history="1" r:id="rIdvh7ptw86epfmxkws9cyzl">
         <w:r>
           <w:rPr>
             <w:color w:val="EA2E00"/>
@@ -7283,7 +7283,7 @@
         </w:rPr>
         <w:t xml:space="preserve">, </w:t>
       </w:r>
-      <w:hyperlink w:history="1" r:id="rId2gkk90bq6-yb-n3hny8yu">
+      <w:hyperlink w:history="1" r:id="rIdpqgbaokxdh6r8_2hj-xcr">
         <w:r>
           <w:rPr>
             <w:color w:val="EA2E00"/>
@@ -7301,7 +7301,7 @@
         </w:rPr>
         <w:t xml:space="preserve">, </w:t>
       </w:r>
-      <w:hyperlink w:history="1" r:id="rId1bl0m7hfqsy74asun329i">
+      <w:hyperlink w:history="1" r:id="rId2rxw-wd2ub6hffwi5duzq">
         <w:r>
           <w:rPr>
             <w:color w:val="EA2E00"/>
@@ -7319,7 +7319,7 @@
         </w:rPr>
         <w:t xml:space="preserve">, </w:t>
       </w:r>
-      <w:hyperlink w:history="1" r:id="rIdfut7pbj2qmbn3zo8d-grr">
+      <w:hyperlink w:history="1" r:id="rIdvquxhha870oxb9xu5htum">
         <w:r>
           <w:rPr>
             <w:color w:val="EA2E00"/>
@@ -7337,7 +7337,7 @@
         </w:rPr>
         <w:t xml:space="preserve">, </w:t>
       </w:r>
-      <w:hyperlink w:history="1" r:id="rId96u9g4i-panvir5mbil-o">
+      <w:hyperlink w:history="1" r:id="rIde_zewzoutsja9b28vffg2">
         <w:r>
           <w:rPr>
             <w:color w:val="EA2E00"/>
@@ -7355,7 +7355,7 @@
         </w:rPr>
         <w:t xml:space="preserve">, </w:t>
       </w:r>
-      <w:hyperlink w:history="1" r:id="rId0s9ex3azofhgd6fx6qr3u">
+      <w:hyperlink w:history="1" r:id="rIdcr0l77jyvcqixqsj-hjrw">
         <w:r>
           <w:rPr>
             <w:color w:val="EA2E00"/>
@@ -7373,7 +7373,7 @@
         </w:rPr>
         <w:t xml:space="preserve">, </w:t>
       </w:r>
-      <w:hyperlink w:history="1" r:id="rIdymmbc-teoj5ks7slslfdo">
+      <w:hyperlink w:history="1" r:id="rIdaptjax3nv17guraab9ut9">
         <w:r>
           <w:rPr>
             <w:color w:val="EA2E00"/>
@@ -7391,7 +7391,7 @@
         </w:rPr>
         <w:t xml:space="preserve">, </w:t>
       </w:r>
-      <w:hyperlink w:history="1" r:id="rIdfzpjbipmqbktrzzkuq8ab">
+      <w:hyperlink w:history="1" r:id="rIdrixy-b0cxuax33-q6vxs9">
         <w:r>
           <w:rPr>
             <w:color w:val="EA2E00"/>
@@ -7409,7 +7409,7 @@
         </w:rPr>
         <w:t xml:space="preserve">, </w:t>
       </w:r>
-      <w:hyperlink w:history="1" r:id="rIdhlq7lya2-vkdeetlbsdf3">
+      <w:hyperlink w:history="1" r:id="rIdua9z8bxvczneqezvuudz7">
         <w:r>
           <w:rPr>
             <w:color w:val="EA2E00"/>
@@ -7470,7 +7470,7 @@
       </w:r>
     </w:p>
     <w:p>
-      <w:hyperlink w:history="1" r:id="rIdo6u1hmvpfedjgqehuzje6">
+      <w:hyperlink w:history="1" r:id="rIduvifswwy9k9kkouva6-cx">
         <w:r>
           <w:rPr>
             <w:rStyle w:val="Hyperlink"/>
@@ -7491,7 +7491,7 @@
         </w:rPr>
         <w:t xml:space="preserve">Via </w:t>
       </w:r>
-      <w:hyperlink w:history="1" r:id="rIdy_r0bnxytq2c88ocv6jre">
+      <w:hyperlink w:history="1" r:id="rIdbknsp2ikg7uqrjhczfh3q">
         <w:r>
           <w:rPr>
             <w:color w:val="EA2E00"/>
@@ -7509,7 +7509,7 @@
         </w:rPr>
         <w:t xml:space="preserve">, </w:t>
       </w:r>
-      <w:hyperlink w:history="1" r:id="rIdev2l6pcozh4izak0oo5ar">
+      <w:hyperlink w:history="1" r:id="rId_opwcavix5z1h92jtp-ju">
         <w:r>
           <w:rPr>
             <w:color w:val="EA2E00"/>
@@ -7527,7 +7527,7 @@
         </w:rPr>
         <w:t xml:space="preserve">, </w:t>
       </w:r>
-      <w:hyperlink w:history="1" r:id="rIdhq7lgq3kbqti7m1k_ylxl">
+      <w:hyperlink w:history="1" r:id="rIdh8s04wziqazkezglpfdqj">
         <w:r>
           <w:rPr>
             <w:color w:val="EA2E00"/>
@@ -7545,7 +7545,7 @@
         </w:rPr>
         <w:t xml:space="preserve">, </w:t>
       </w:r>
-      <w:hyperlink w:history="1" r:id="rIdvtcom055havf2b8tj54ka">
+      <w:hyperlink w:history="1" r:id="rId0emddw3wgrvq901vn_8o0">
         <w:r>
           <w:rPr>
             <w:color w:val="EA2E00"/>
@@ -7563,7 +7563,7 @@
         </w:rPr>
         <w:t xml:space="preserve">, </w:t>
       </w:r>
-      <w:hyperlink w:history="1" r:id="rIdsrsc_n5syfmecfquphya8">
+      <w:hyperlink w:history="1" r:id="rIdamcho_ti5gc6s8j6z0oex">
         <w:r>
           <w:rPr>
             <w:color w:val="EA2E00"/>
@@ -7581,7 +7581,7 @@
         </w:rPr>
         <w:t xml:space="preserve">, </w:t>
       </w:r>
-      <w:hyperlink w:history="1" r:id="rIduqb3qmicdc6gwbywzr3ry">
+      <w:hyperlink w:history="1" r:id="rId6qx0t_v6hku065xfkcaus">
         <w:r>
           <w:rPr>
             <w:color w:val="EA2E00"/>
@@ -7599,7 +7599,7 @@
         </w:rPr>
         <w:t xml:space="preserve">, </w:t>
       </w:r>
-      <w:hyperlink w:history="1" r:id="rIdlfjryper2cc8nqynmrvdc">
+      <w:hyperlink w:history="1" r:id="rIdof7wzuuziqy9hcsvl_7nc">
         <w:r>
           <w:rPr>
             <w:color w:val="EA2E00"/>
@@ -7660,7 +7660,7 @@
       </w:r>
     </w:p>
     <w:p>
-      <w:hyperlink w:history="1" r:id="rIdhfeh_3h7cyph0eg6socxg">
+      <w:hyperlink w:history="1" r:id="rIdl5mvaycbor4_qay-wbmow">
         <w:r>
           <w:rPr>
             <w:rStyle w:val="Hyperlink"/>
@@ -7681,7 +7681,7 @@
         </w:rPr>
         <w:t xml:space="preserve">Via </w:t>
       </w:r>
-      <w:hyperlink w:history="1" r:id="rIdvh6xlp02dfgpb3xoi2v5q">
+      <w:hyperlink w:history="1" r:id="rIdyqp6s3hjcrcvqnla-awah">
         <w:r>
           <w:rPr>
             <w:color w:val="EA2E00"/>
@@ -7699,7 +7699,7 @@
         </w:rPr>
         <w:t xml:space="preserve">, </w:t>
       </w:r>
-      <w:hyperlink w:history="1" r:id="rIdc3gnjwanveapshcoukynj">
+      <w:hyperlink w:history="1" r:id="rIdee8orno3jm4kjz-v9ersp">
         <w:r>
           <w:rPr>
             <w:color w:val="EA2E00"/>
@@ -7717,7 +7717,7 @@
         </w:rPr>
         <w:t xml:space="preserve">, </w:t>
       </w:r>
-      <w:hyperlink w:history="1" r:id="rIdfzd0ma9pjkeara_jrerd7">
+      <w:hyperlink w:history="1" r:id="rIdua47nrpizru2aonunhhck">
         <w:r>
           <w:rPr>
             <w:color w:val="EA2E00"/>
@@ -7735,7 +7735,7 @@
         </w:rPr>
         <w:t xml:space="preserve">, </w:t>
       </w:r>
-      <w:hyperlink w:history="1" r:id="rIdpwlaxbr9pxwpljcxxcd3d">
+      <w:hyperlink w:history="1" r:id="rIdi-izol0p7uduy9qlwsm7y">
         <w:r>
           <w:rPr>
             <w:color w:val="EA2E00"/>
@@ -7753,7 +7753,7 @@
         </w:rPr>
         <w:t xml:space="preserve">, </w:t>
       </w:r>
-      <w:hyperlink w:history="1" r:id="rIdlzafjz7f9pyxxys0u9t0f">
+      <w:hyperlink w:history="1" r:id="rId4whkpebyb7hjdsw6ney1g">
         <w:r>
           <w:rPr>
             <w:color w:val="EA2E00"/>
@@ -7771,7 +7771,7 @@
         </w:rPr>
         <w:t xml:space="preserve">, </w:t>
       </w:r>
-      <w:hyperlink w:history="1" r:id="rIdenpfcbrakykybbps45uje">
+      <w:hyperlink w:history="1" r:id="rIdeqavygjw0qg968jyw563u">
         <w:r>
           <w:rPr>
             <w:color w:val="EA2E00"/>
@@ -7789,7 +7789,7 @@
         </w:rPr>
         <w:t xml:space="preserve">, </w:t>
       </w:r>
-      <w:hyperlink w:history="1" r:id="rIdcxbpkqxx62ppjl2gnpaj0">
+      <w:hyperlink w:history="1" r:id="rIdbhrfrndanroy7mscffrid">
         <w:r>
           <w:rPr>
             <w:color w:val="EA2E00"/>
@@ -7850,7 +7850,7 @@
       </w:r>
     </w:p>
     <w:p>
-      <w:hyperlink w:history="1" r:id="rIdt36tkmqo3jszov-lzo50t">
+      <w:hyperlink w:history="1" r:id="rIdcwt5p5chlpaw0poqk1voa">
         <w:r>
           <w:rPr>
             <w:rStyle w:val="Hyperlink"/>
@@ -7871,7 +7871,7 @@
         </w:rPr>
         <w:t xml:space="preserve">Via </w:t>
       </w:r>
-      <w:hyperlink w:history="1" r:id="rId2z7m28phbijugoz4fyos3">
+      <w:hyperlink w:history="1" r:id="rIdgxaxwkzxhgwsbmbybvpcp">
         <w:r>
           <w:rPr>
             <w:color w:val="EA2E00"/>
@@ -7889,7 +7889,7 @@
         </w:rPr>
         <w:t xml:space="preserve">, </w:t>
       </w:r>
-      <w:hyperlink w:history="1" r:id="rId8ymdu1ma3yu7_2a8sm4dq">
+      <w:hyperlink w:history="1" r:id="rIdnmr0hnfyc-pb2x22tyffn">
         <w:r>
           <w:rPr>
             <w:color w:val="EA2E00"/>
@@ -7907,7 +7907,7 @@
         </w:rPr>
         <w:t xml:space="preserve">, </w:t>
       </w:r>
-      <w:hyperlink w:history="1" r:id="rIda6bmscupucebs74j0n3mg">
+      <w:hyperlink w:history="1" r:id="rId0-ut8e1e_gifzqdhdgwoy">
         <w:r>
           <w:rPr>
             <w:color w:val="EA2E00"/>
@@ -7925,7 +7925,7 @@
         </w:rPr>
         <w:t xml:space="preserve">, </w:t>
       </w:r>
-      <w:hyperlink w:history="1" r:id="rIdq61sge_9ukkpxrich_b_4">
+      <w:hyperlink w:history="1" r:id="rIdx4ga71npxwprjvto0xcrn">
         <w:r>
           <w:rPr>
             <w:color w:val="EA2E00"/>
@@ -7943,7 +7943,7 @@
         </w:rPr>
         <w:t xml:space="preserve">, </w:t>
       </w:r>
-      <w:hyperlink w:history="1" r:id="rId5aa_qrst0oypnhbnzkyxq">
+      <w:hyperlink w:history="1" r:id="rId9u4lnkt_n44atwrhi4tzt">
         <w:r>
           <w:rPr>
             <w:color w:val="EA2E00"/>
@@ -8004,7 +8004,7 @@
       </w:r>
     </w:p>
     <w:p>
-      <w:hyperlink w:history="1" r:id="rIdnakncm3lewhyupxcxgkpp">
+      <w:hyperlink w:history="1" r:id="rIdksogubv3n54nq9jfrtd2v">
         <w:r>
           <w:rPr>
             <w:rStyle w:val="Hyperlink"/>
@@ -8025,7 +8025,7 @@
         </w:rPr>
         <w:t xml:space="preserve">Via </w:t>
       </w:r>
-      <w:hyperlink w:history="1" r:id="rId9y15kmnfaxezebhs73udj">
+      <w:hyperlink w:history="1" r:id="rIdp3n_a2durnmuef7nss3bz">
         <w:r>
           <w:rPr>
             <w:color w:val="EA2E00"/>
@@ -8043,7 +8043,7 @@
         </w:rPr>
         <w:t xml:space="preserve">, </w:t>
       </w:r>
-      <w:hyperlink w:history="1" r:id="rIde1nma4s12jhtnkzjykiug">
+      <w:hyperlink w:history="1" r:id="rIdeuuyw_i2aoomco_gzv-mx">
         <w:r>
           <w:rPr>
             <w:color w:val="EA2E00"/>
@@ -8061,7 +8061,7 @@
         </w:rPr>
         <w:t xml:space="preserve">, </w:t>
       </w:r>
-      <w:hyperlink w:history="1" r:id="rId_fhgr4m1luai2k2bs5olz">
+      <w:hyperlink w:history="1" r:id="rIdlubcurbqoc7jnoqargvrz">
         <w:r>
           <w:rPr>
             <w:color w:val="EA2E00"/>
@@ -8079,7 +8079,7 @@
         </w:rPr>
         <w:t xml:space="preserve">, </w:t>
       </w:r>
-      <w:hyperlink w:history="1" r:id="rIdcmkb0xduk_kwboooqeufv">
+      <w:hyperlink w:history="1" r:id="rIdwfesma_iv8xmcqspgfch6">
         <w:r>
           <w:rPr>
             <w:color w:val="EA2E00"/>
@@ -8097,7 +8097,7 @@
         </w:rPr>
         <w:t xml:space="preserve">, </w:t>
       </w:r>
-      <w:hyperlink w:history="1" r:id="rIdo-ibg045tniswq6rsto7n">
+      <w:hyperlink w:history="1" r:id="rIdzjupcpxca0y9y4-elrvts">
         <w:r>
           <w:rPr>
             <w:color w:val="EA2E00"/>
@@ -8158,7 +8158,7 @@
       </w:r>
     </w:p>
     <w:p>
-      <w:hyperlink w:history="1" r:id="rId_hwb_zdwetqozldynm0mx">
+      <w:hyperlink w:history="1" r:id="rIdxicgghfbjo8e4oot1zqyk">
         <w:r>
           <w:rPr>
             <w:rStyle w:val="Hyperlink"/>
@@ -8179,7 +8179,7 @@
         </w:rPr>
         <w:t xml:space="preserve">Via </w:t>
       </w:r>
-      <w:hyperlink w:history="1" r:id="rIduyyr1tztfxfbpq9tuyicf">
+      <w:hyperlink w:history="1" r:id="rIdltfrvvqpf2lyh5se5zf7l">
         <w:r>
           <w:rPr>
             <w:color w:val="EA2E00"/>
@@ -8197,7 +8197,7 @@
         </w:rPr>
         <w:t xml:space="preserve">, </w:t>
       </w:r>
-      <w:hyperlink w:history="1" r:id="rIduicau58xvoocx-o1w8krm">
+      <w:hyperlink w:history="1" r:id="rId8mmcbecycmf3o--vyndo8">
         <w:r>
           <w:rPr>
             <w:color w:val="EA2E00"/>
@@ -8215,7 +8215,7 @@
         </w:rPr>
         <w:t xml:space="preserve">, </w:t>
       </w:r>
-      <w:hyperlink w:history="1" r:id="rId_slwt6n_f-ft2hr3hk9iw">
+      <w:hyperlink w:history="1" r:id="rIdt3ci_3gldpivrm-6gnk-e">
         <w:r>
           <w:rPr>
             <w:color w:val="EA2E00"/>
@@ -8233,7 +8233,7 @@
         </w:rPr>
         <w:t xml:space="preserve">, </w:t>
       </w:r>
-      <w:hyperlink w:history="1" r:id="rId5recgtsluzizxkhltu8fb">
+      <w:hyperlink w:history="1" r:id="rIdougg4ttk4sihvqoviilun">
         <w:r>
           <w:rPr>
             <w:color w:val="EA2E00"/>
@@ -8294,7 +8294,7 @@
       </w:r>
     </w:p>
     <w:p>
-      <w:hyperlink w:history="1" r:id="rIdba6uy0vk_-lygiyjz_koy">
+      <w:hyperlink w:history="1" r:id="rIde5bzju9tpkb6kluwjsjx_">
         <w:r>
           <w:rPr>
             <w:rStyle w:val="Hyperlink"/>
@@ -8315,7 +8315,7 @@
         </w:rPr>
         <w:t xml:space="preserve">Via </w:t>
       </w:r>
-      <w:hyperlink w:history="1" r:id="rId8f-i2cqeoyiopysa_tpbc">
+      <w:hyperlink w:history="1" r:id="rIdnx80tgii145d4kvrft91t">
         <w:r>
           <w:rPr>
             <w:color w:val="EA2E00"/>
@@ -8333,7 +8333,7 @@
         </w:rPr>
         <w:t xml:space="preserve">, </w:t>
       </w:r>
-      <w:hyperlink w:history="1" r:id="rIdtzymrewmynmej7aqmsz5o">
+      <w:hyperlink w:history="1" r:id="rIdlveul25-nbputelnbyoat">
         <w:r>
           <w:rPr>
             <w:color w:val="EA2E00"/>
@@ -8351,7 +8351,7 @@
         </w:rPr>
         <w:t xml:space="preserve">, </w:t>
       </w:r>
-      <w:hyperlink w:history="1" r:id="rId4hipzsco49va-tv6dxjhe">
+      <w:hyperlink w:history="1" r:id="rId1hwal7az4_dlnublti1ox">
         <w:r>
           <w:rPr>
             <w:color w:val="EA2E00"/>
@@ -8369,7 +8369,7 @@
         </w:rPr>
         <w:t xml:space="preserve">, </w:t>
       </w:r>
-      <w:hyperlink w:history="1" r:id="rId7d6enh_xi0qwd9yfmfoei">
+      <w:hyperlink w:history="1" r:id="rIdhybimfxyxjacmieau-hay">
         <w:r>
           <w:rPr>
             <w:color w:val="EA2E00"/>
@@ -8430,7 +8430,7 @@
       </w:r>
     </w:p>
     <w:p>
-      <w:hyperlink w:history="1" r:id="rIdvmandij2z_57vn2nuzjxw">
+      <w:hyperlink w:history="1" r:id="rIdxvy97lnyousdfx01uicps">
         <w:r>
           <w:rPr>
             <w:rStyle w:val="Hyperlink"/>
@@ -8451,7 +8451,7 @@
         </w:rPr>
         <w:t xml:space="preserve">Via </w:t>
       </w:r>
-      <w:hyperlink w:history="1" r:id="rIdqxxliu6v98jcxf1fjw-5d">
+      <w:hyperlink w:history="1" r:id="rIdpg7xchxszdjqzqkbesrvq">
         <w:r>
           <w:rPr>
             <w:color w:val="EA2E00"/>
@@ -8469,7 +8469,7 @@
         </w:rPr>
         <w:t xml:space="preserve">, </w:t>
       </w:r>
-      <w:hyperlink w:history="1" r:id="rIdeypbgfrjno3cecr3gz2wm">
+      <w:hyperlink w:history="1" r:id="rIdfbhoyn_peh7o7wnburxpt">
         <w:r>
           <w:rPr>
             <w:color w:val="EA2E00"/>
@@ -8487,7 +8487,7 @@
         </w:rPr>
         <w:t xml:space="preserve">, </w:t>
       </w:r>
-      <w:hyperlink w:history="1" r:id="rIdaeza5sjdecronzfki3l6k">
+      <w:hyperlink w:history="1" r:id="rIdoqhd18ayhzeyrqfnbp601">
         <w:r>
           <w:rPr>
             <w:color w:val="EA2E00"/>
@@ -8505,7 +8505,7 @@
         </w:rPr>
         <w:t xml:space="preserve">, </w:t>
       </w:r>
-      <w:hyperlink w:history="1" r:id="rIdqi0t4koue2ovogkalwab-">
+      <w:hyperlink w:history="1" r:id="rIdud-ifft7rp98x2boekevs">
         <w:r>
           <w:rPr>
             <w:color w:val="EA2E00"/>
@@ -8566,7 +8566,7 @@
       </w:r>
     </w:p>
     <w:p>
-      <w:hyperlink w:history="1" r:id="rIdl2_mcuuwqylbqpn2l_efp">
+      <w:hyperlink w:history="1" r:id="rId8zla-zfr8d2ysufydgdse">
         <w:r>
           <w:rPr>
             <w:rStyle w:val="Hyperlink"/>
@@ -8587,7 +8587,7 @@
         </w:rPr>
         <w:t xml:space="preserve">Via </w:t>
       </w:r>
-      <w:hyperlink w:history="1" r:id="rIdjoclraxmi6jru6lsaaske">
+      <w:hyperlink w:history="1" r:id="rIdwwxgyi5fyjmvz8vbiixni">
         <w:r>
           <w:rPr>
             <w:color w:val="EA2E00"/>
@@ -8605,7 +8605,7 @@
         </w:rPr>
         <w:t xml:space="preserve">, </w:t>
       </w:r>
-      <w:hyperlink w:history="1" r:id="rIdtdz4mil8idgkssgf6h62d">
+      <w:hyperlink w:history="1" r:id="rIdwjnvqjcj0ezecpz-w-mkb">
         <w:r>
           <w:rPr>
             <w:color w:val="EA2E00"/>
@@ -8666,7 +8666,7 @@
       </w:r>
     </w:p>
     <w:p>
-      <w:hyperlink w:history="1" r:id="rId6j5x1mrwkj_i-_tprj2xm">
+      <w:hyperlink w:history="1" r:id="rIdx2kkwas32m2-n_0d6jmvo">
         <w:r>
           <w:rPr>
             <w:rStyle w:val="Hyperlink"/>
@@ -8687,7 +8687,7 @@
         </w:rPr>
         <w:t xml:space="preserve">Via </w:t>
       </w:r>
-      <w:hyperlink w:history="1" r:id="rId3o9jndefktwzarn2ujye6">
+      <w:hyperlink w:history="1" r:id="rId2bfx_jztmfpsl2amuk6sd">
         <w:r>
           <w:rPr>
             <w:color w:val="EA2E00"/>
@@ -8705,7 +8705,7 @@
         </w:rPr>
         <w:t xml:space="preserve">, </w:t>
       </w:r>
-      <w:hyperlink w:history="1" r:id="rIdflwi21jkv9lnuchi45qxk">
+      <w:hyperlink w:history="1" r:id="rIdyxfepsf9wkqohhobobnwp">
         <w:r>
           <w:rPr>
             <w:color w:val="EA2E00"/>
@@ -8766,7 +8766,7 @@
       </w:r>
     </w:p>
     <w:p>
-      <w:hyperlink w:history="1" r:id="rIdcqpuri-l5brg5zld8zoqm">
+      <w:hyperlink w:history="1" r:id="rIdnmlmustamtzrytkuvmxmv">
         <w:r>
           <w:rPr>
             <w:rStyle w:val="Hyperlink"/>
@@ -8787,7 +8787,7 @@
         </w:rPr>
         <w:t xml:space="preserve">Via </w:t>
       </w:r>
-      <w:hyperlink w:history="1" r:id="rIdn1jzaru8fvnbnrlfohm4x">
+      <w:hyperlink w:history="1" r:id="rIdquoba1etgrazizefnasuk">
         <w:r>
           <w:rPr>
             <w:color w:val="EA2E00"/>
@@ -8848,7 +8848,7 @@
       </w:r>
     </w:p>
     <w:p>
-      <w:hyperlink w:history="1" r:id="rIdlmzfcgeirjzshpua4bvr5">
+      <w:hyperlink w:history="1" r:id="rIdw4djbm95e10bittnr_s6u">
         <w:r>
           <w:rPr>
             <w:rStyle w:val="Hyperlink"/>
@@ -8869,7 +8869,7 @@
         </w:rPr>
         <w:t xml:space="preserve">Via </w:t>
       </w:r>
-      <w:hyperlink w:history="1" r:id="rId1ysvw6hmliw07jlpteuy5">
+      <w:hyperlink w:history="1" r:id="rIdjendlqtpyphelhcfd13i9">
         <w:r>
           <w:rPr>
             <w:color w:val="EA2E00"/>
@@ -9450,7 +9450,7 @@
             </w:tcMar>
           </w:tcPr>
           <w:p>
-            <w:hyperlink w:history="1" r:id="rIdiim8mibmudoc0k85gxskj">
+            <w:hyperlink w:history="1" r:id="rIdy8zcbqjxx5ppi1my0p_i0">
               <w:r>
                 <w:rPr>
                   <w:b/>
@@ -9571,7 +9571,7 @@
             </w:tcMar>
           </w:tcPr>
           <w:p>
-            <w:hyperlink w:history="1" r:id="rId55aq2pnpysdtenzmszsgi">
+            <w:hyperlink w:history="1" r:id="rIdr2z6v206we1mwa1seyq3b">
               <w:r>
                 <w:rPr>
                   <w:b/>
@@ -9692,7 +9692,7 @@
             </w:tcMar>
           </w:tcPr>
           <w:p>
-            <w:hyperlink w:history="1" r:id="rIdza_m0kezfhkgdwflecqqv">
+            <w:hyperlink w:history="1" r:id="rIdzbmenxarxfg7qp2yf3_gi">
               <w:r>
                 <w:rPr>
                   <w:b/>
@@ -9813,7 +9813,7 @@
             </w:tcMar>
           </w:tcPr>
           <w:p>
-            <w:hyperlink w:history="1" r:id="rIdiacpwgboxyx-btxraa1tj">
+            <w:hyperlink w:history="1" r:id="rIdrrcjpfmhb7sljjpu9bmbm">
               <w:r>
                 <w:rPr>
                   <w:b/>
@@ -9934,7 +9934,7 @@
             </w:tcMar>
           </w:tcPr>
           <w:p>
-            <w:hyperlink w:history="1" r:id="rIdpexe05rkwjfxpcpyrlpr1">
+            <w:hyperlink w:history="1" r:id="rIdcgtq1bxtgtkpnqwfcay8i">
               <w:r>
                 <w:rPr>
                   <w:b/>
@@ -10055,7 +10055,7 @@
             </w:tcMar>
           </w:tcPr>
           <w:p>
-            <w:hyperlink w:history="1" r:id="rIdyhdwzzozbqu83n2jd2_rc">
+            <w:hyperlink w:history="1" r:id="rIdot04n3w6b9h9modjs0bma">
               <w:r>
                 <w:rPr>
                   <w:b/>
@@ -10176,7 +10176,7 @@
             </w:tcMar>
           </w:tcPr>
           <w:p>
-            <w:hyperlink w:history="1" r:id="rIdyrakkurh2coybifzkfdsp">
+            <w:hyperlink w:history="1" r:id="rId4nywwzkx0nvf4tice_sed">
               <w:r>
                 <w:rPr>
                   <w:b/>
@@ -10297,7 +10297,7 @@
             </w:tcMar>
           </w:tcPr>
           <w:p>
-            <w:hyperlink w:history="1" r:id="rIdvxhla9llysos5y2ctthah">
+            <w:hyperlink w:history="1" r:id="rIddguaoizngnqlvewz8oqu8">
               <w:r>
                 <w:rPr>
                   <w:b/>
@@ -10418,7 +10418,7 @@
             </w:tcMar>
           </w:tcPr>
           <w:p>
-            <w:hyperlink w:history="1" r:id="rIdfddbcpjsq7vgehxt1sz2w">
+            <w:hyperlink w:history="1" r:id="rIdus02m-vluh83sh3tjxbah">
               <w:r>
                 <w:rPr>
                   <w:b/>
@@ -10539,7 +10539,7 @@
             </w:tcMar>
           </w:tcPr>
           <w:p>
-            <w:hyperlink w:history="1" r:id="rIdbppkiwdp9isogrkr8sm68">
+            <w:hyperlink w:history="1" r:id="rId_2_amu5ska1mxtrmw6gxj">
               <w:r>
                 <w:rPr>
                   <w:b/>
@@ -10660,7 +10660,7 @@
             </w:tcMar>
           </w:tcPr>
           <w:p>
-            <w:hyperlink w:history="1" r:id="rIdybal1ngugjgfq1hjpeds2">
+            <w:hyperlink w:history="1" r:id="rIdrorixevqwl2n64qxunwxm">
               <w:r>
                 <w:rPr>
                   <w:b/>
@@ -10781,7 +10781,7 @@
             </w:tcMar>
           </w:tcPr>
           <w:p>
-            <w:hyperlink w:history="1" r:id="rIdupgc0caf2jluuusj0xhbq">
+            <w:hyperlink w:history="1" r:id="rIdnhuvgbyhkjhs4wngetkro">
               <w:r>
                 <w:rPr>
                   <w:b/>
@@ -10964,7 +10964,7 @@
         </w:rPr>
         <w:t xml:space="preserve">Via </w:t>
       </w:r>
-      <w:hyperlink w:history="1" r:id="rId7d8zrnngdvgxmnbzenojj">
+      <w:hyperlink w:history="1" r:id="rId5kuxvu7sb1u0qidi_qlgp">
         <w:r>
           <w:rPr>
             <w:color w:val="EA2E00"/>
@@ -10982,7 +10982,7 @@
         </w:rPr>
         <w:t xml:space="preserve">, </w:t>
       </w:r>
-      <w:hyperlink w:history="1" r:id="rIdnzyqfeukhgwkhzbc9bt7r">
+      <w:hyperlink w:history="1" r:id="rIdbhhhypwzzi6ntgrefmzss">
         <w:r>
           <w:rPr>
             <w:color w:val="EA2E00"/>
@@ -11000,7 +11000,7 @@
         </w:rPr>
         <w:t xml:space="preserve">, </w:t>
       </w:r>
-      <w:hyperlink w:history="1" r:id="rIdyx8lewndw0exnvtn_nr8r">
+      <w:hyperlink w:history="1" r:id="rIdykb9a4im8izdg_g09rdhe">
         <w:r>
           <w:rPr>
             <w:color w:val="EA2E00"/>
@@ -11018,7 +11018,7 @@
         </w:rPr>
         <w:t xml:space="preserve">, </w:t>
       </w:r>
-      <w:hyperlink w:history="1" r:id="rIddjujkntohgqgqjtcejlgu">
+      <w:hyperlink w:history="1" r:id="rIdt_tlxbqp0lp6clx2zjlpg">
         <w:r>
           <w:rPr>
             <w:color w:val="EA2E00"/>
@@ -11061,7 +11061,7 @@
         </w:rPr>
         <w:t xml:space="preserve">Via </w:t>
       </w:r>
-      <w:hyperlink w:history="1" r:id="rIdvlflmwc-hazz6y9fbskct">
+      <w:hyperlink w:history="1" r:id="rIdgq2kncpmz7ptyyuhphkhk">
         <w:r>
           <w:rPr>
             <w:color w:val="EA2E00"/>
@@ -11079,7 +11079,7 @@
         </w:rPr>
         <w:t xml:space="preserve">, </w:t>
       </w:r>
-      <w:hyperlink w:history="1" r:id="rIdngilnfaodg0asjs0wchdi">
+      <w:hyperlink w:history="1" r:id="rIdffsktgm8b8pyprjhtgl-c">
         <w:r>
           <w:rPr>
             <w:color w:val="EA2E00"/>
@@ -11097,7 +11097,7 @@
         </w:rPr>
         <w:t xml:space="preserve">, </w:t>
       </w:r>
-      <w:hyperlink w:history="1" r:id="rIduvfdaw9sohylj0zhgusmh">
+      <w:hyperlink w:history="1" r:id="rIdhjt782urovzubgc1lhmvf">
         <w:r>
           <w:rPr>
             <w:color w:val="EA2E00"/>
@@ -11115,7 +11115,7 @@
         </w:rPr>
         <w:t xml:space="preserve">, </w:t>
       </w:r>
-      <w:hyperlink w:history="1" r:id="rIdcezwtn4o2tmqfp84by0ci">
+      <w:hyperlink w:history="1" r:id="rIden5xh6maokl8eass7jyjs">
         <w:r>
           <w:rPr>
             <w:color w:val="EA2E00"/>
@@ -11133,7 +11133,7 @@
         </w:rPr>
         <w:t xml:space="preserve">, </w:t>
       </w:r>
-      <w:hyperlink w:history="1" r:id="rId058e-xei8dommyohnysq7">
+      <w:hyperlink w:history="1" r:id="rIdutq12fck5txane_1n4gox">
         <w:r>
           <w:rPr>
             <w:color w:val="EA2E00"/>
@@ -11176,7 +11176,7 @@
         </w:rPr>
         <w:t xml:space="preserve">Via </w:t>
       </w:r>
-      <w:hyperlink w:history="1" r:id="rIdry6ftexqg2q2htmz2cqkd">
+      <w:hyperlink w:history="1" r:id="rIdonx2hvx16-dipwywtrqam">
         <w:r>
           <w:rPr>
             <w:color w:val="EA2E00"/>
@@ -11194,7 +11194,7 @@
         </w:rPr>
         <w:t xml:space="preserve">, </w:t>
       </w:r>
-      <w:hyperlink w:history="1" r:id="rId-kzjlgmefbnh4rkvv9obi">
+      <w:hyperlink w:history="1" r:id="rIdme4zefgerhhiswjtajj8_">
         <w:r>
           <w:rPr>
             <w:color w:val="EA2E00"/>
@@ -11212,7 +11212,7 @@
         </w:rPr>
         <w:t xml:space="preserve">, </w:t>
       </w:r>
-      <w:hyperlink w:history="1" r:id="rIdv-naeb5ra7qxapk7semkx">
+      <w:hyperlink w:history="1" r:id="rIdijp2y6y8ljf97kk_-rmh9">
         <w:r>
           <w:rPr>
             <w:color w:val="EA2E00"/>
@@ -11255,7 +11255,7 @@
         </w:rPr>
         <w:t xml:space="preserve">Via </w:t>
       </w:r>
-      <w:hyperlink w:history="1" r:id="rIdr8hbj1colupuhmojf8wlj">
+      <w:hyperlink w:history="1" r:id="rIdnxpkixweo8a5t2cxbnfuo">
         <w:r>
           <w:rPr>
             <w:color w:val="EA2E00"/>
@@ -11273,7 +11273,7 @@
         </w:rPr>
         <w:t xml:space="preserve">, </w:t>
       </w:r>
-      <w:hyperlink w:history="1" r:id="rIdarpq2vygr8zk-ylvksqje">
+      <w:hyperlink w:history="1" r:id="rIdcyucalan5p9irmuhhjugj">
         <w:r>
           <w:rPr>
             <w:color w:val="EA2E00"/>
@@ -11316,7 +11316,7 @@
         </w:rPr>
         <w:t xml:space="preserve">Via </w:t>
       </w:r>
-      <w:hyperlink w:history="1" r:id="rIdzcz4r7csynhf0nrwkdqov">
+      <w:hyperlink w:history="1" r:id="rIdlrj2jskpchn4ns7rzibms">
         <w:r>
           <w:rPr>
             <w:color w:val="EA2E00"/>
@@ -11334,7 +11334,7 @@
         </w:rPr>
         <w:t xml:space="preserve">, </w:t>
       </w:r>
-      <w:hyperlink w:history="1" r:id="rIdtu3kvaby5h4wiyei-ck7c">
+      <w:hyperlink w:history="1" r:id="rIdf13cocowxnmkez8wk5qyk">
         <w:r>
           <w:rPr>
             <w:color w:val="EA2E00"/>
@@ -11352,7 +11352,7 @@
         </w:rPr>
         <w:t xml:space="preserve">, </w:t>
       </w:r>
-      <w:hyperlink w:history="1" r:id="rIdgp--8nip77gg1kz0cfefn">
+      <w:hyperlink w:history="1" r:id="rIdr8kp6vsm1lmat0m77f128">
         <w:r>
           <w:rPr>
             <w:color w:val="EA2E00"/>
@@ -11370,7 +11370,7 @@
         </w:rPr>
         <w:t xml:space="preserve">, </w:t>
       </w:r>
-      <w:hyperlink w:history="1" r:id="rIdovnbvcsgfzwxgu8cfuwsz">
+      <w:hyperlink w:history="1" r:id="rIdtc41soszhad3yfqsd9fci">
         <w:r>
           <w:rPr>
             <w:color w:val="EA2E00"/>
@@ -11413,7 +11413,7 @@
         </w:rPr>
         <w:t xml:space="preserve">Via </w:t>
       </w:r>
-      <w:hyperlink w:history="1" r:id="rIdbijf2gkuladpcra4bdodv">
+      <w:hyperlink w:history="1" r:id="rId5kri7keoxfwvikso-dyde">
         <w:r>
           <w:rPr>
             <w:color w:val="EA2E00"/>
@@ -11431,7 +11431,7 @@
         </w:rPr>
         <w:t xml:space="preserve">, </w:t>
       </w:r>
-      <w:hyperlink w:history="1" r:id="rIdoun8qm8i3tniyi3aazvig">
+      <w:hyperlink w:history="1" r:id="rIdwbwyiqshbpibtv6lqrb8v">
         <w:r>
           <w:rPr>
             <w:color w:val="EA2E00"/>
@@ -13442,7 +13442,7 @@
             </w:r>
           </w:p>
           <w:p>
-            <w:hyperlink w:history="1" r:id="rIddz3z5j_y-gjdbsvbglqpp">
+            <w:hyperlink w:history="1" r:id="rIdymagpady7rrhzepcxxsua">
               <w:r>
                 <w:rPr>
                   <w:rStyle w:val="Hyperlink"/>
@@ -13529,7 +13529,7 @@
         <w:spacing w:after="80"/>
         <w:ind w:left="620"/>
       </w:pPr>
-      <w:hyperlink w:history="1" r:id="rIdjzswakyehkxkis5jjgduv">
+      <w:hyperlink w:history="1" r:id="rIdsr3b0n7vfvidar5w56v6i">
         <w:r>
           <w:rPr>
             <w:sz w:val="16"/>
@@ -13565,7 +13565,7 @@
         <w:spacing w:after="80"/>
         <w:ind w:left="620"/>
       </w:pPr>
-      <w:hyperlink w:history="1" r:id="rIdzeuarcyhn5qmi9eop9yim">
+      <w:hyperlink w:history="1" r:id="rIdtnvkutumthij40grxzziq">
         <w:r>
           <w:rPr>
             <w:sz w:val="16"/>
@@ -13601,7 +13601,7 @@
         <w:spacing w:after="80"/>
         <w:ind w:left="620"/>
       </w:pPr>
-      <w:hyperlink w:history="1" r:id="rIdetplwu0v1by4828jmydca">
+      <w:hyperlink w:history="1" r:id="rIdtvjhjevrbn1jyaeaangn8">
         <w:r>
           <w:rPr>
             <w:sz w:val="16"/>
@@ -13637,7 +13637,7 @@
         <w:spacing w:after="80"/>
         <w:ind w:left="620"/>
       </w:pPr>
-      <w:hyperlink w:history="1" r:id="rId13m4frwlaa9p45umcv2lm">
+      <w:hyperlink w:history="1" r:id="rId1lmbrum96jr6ozk-yjq1q">
         <w:r>
           <w:rPr>
             <w:sz w:val="16"/>
@@ -13673,7 +13673,7 @@
         <w:spacing w:after="80"/>
         <w:ind w:left="620"/>
       </w:pPr>
-      <w:hyperlink w:history="1" r:id="rId_vhmzqfe5dt4tx4vf3w13">
+      <w:hyperlink w:history="1" r:id="rIdniv2rjdybsgcxzjcp2fbe">
         <w:r>
           <w:rPr>
             <w:sz w:val="16"/>
@@ -13709,7 +13709,7 @@
         <w:spacing w:after="80"/>
         <w:ind w:left="620"/>
       </w:pPr>
-      <w:hyperlink w:history="1" r:id="rIdoggl3kmfwyimojjfksyvi">
+      <w:hyperlink w:history="1" r:id="rIdmo6vr2al9wsuu_klhgloe">
         <w:r>
           <w:rPr>
             <w:sz w:val="16"/>
@@ -13745,7 +13745,7 @@
         <w:spacing w:after="80"/>
         <w:ind w:left="620"/>
       </w:pPr>
-      <w:hyperlink w:history="1" r:id="rId1coyz20rb-jub9aieydh5">
+      <w:hyperlink w:history="1" r:id="rIduisjmb8ta2maktf1en6g8">
         <w:r>
           <w:rPr>
             <w:sz w:val="16"/>
@@ -13781,7 +13781,7 @@
         <w:spacing w:after="80"/>
         <w:ind w:left="620"/>
       </w:pPr>
-      <w:hyperlink w:history="1" r:id="rIdjuuoztyvhicwai8c9phyn">
+      <w:hyperlink w:history="1" r:id="rIds-7cmoe3h3neusawlxc0w">
         <w:r>
           <w:rPr>
             <w:sz w:val="16"/>
@@ -13817,7 +13817,7 @@
         <w:spacing w:after="80"/>
         <w:ind w:left="620"/>
       </w:pPr>
-      <w:hyperlink w:history="1" r:id="rId70z9svilptl5o9uryv-7x">
+      <w:hyperlink w:history="1" r:id="rIdlm30m0j6srfsfrrsxx1xb">
         <w:r>
           <w:rPr>
             <w:sz w:val="16"/>
@@ -13861,7 +13861,7 @@
         <w:spacing w:after="80"/>
         <w:ind w:left="620"/>
       </w:pPr>
-      <w:hyperlink w:history="1" r:id="rIdxbq3m0jhxrih69g24wcz0">
+      <w:hyperlink w:history="1" r:id="rIdqn0zoq6l8xyk_nunmx3ki">
         <w:r>
           <w:rPr>
             <w:sz w:val="16"/>
@@ -13897,7 +13897,7 @@
         <w:spacing w:after="80"/>
         <w:ind w:left="620"/>
       </w:pPr>
-      <w:hyperlink w:history="1" r:id="rId26kimski0ayxreyyew6hd">
+      <w:hyperlink w:history="1" r:id="rIdqfz5ynshwccrgmgqnwil3">
         <w:r>
           <w:rPr>
             <w:sz w:val="16"/>
@@ -13933,7 +13933,7 @@
         <w:spacing w:after="80"/>
         <w:ind w:left="620"/>
       </w:pPr>
-      <w:hyperlink w:history="1" r:id="rIdzygiow4_yt-hjc_iw__0v">
+      <w:hyperlink w:history="1" r:id="rIdimardoghqn7hv5v3oetvk">
         <w:r>
           <w:rPr>
             <w:sz w:val="16"/>
@@ -13977,7 +13977,7 @@
         <w:spacing w:after="80"/>
         <w:ind w:left="620"/>
       </w:pPr>
-      <w:hyperlink w:history="1" r:id="rIdw1e1ytenfx7wtsfaxblfk">
+      <w:hyperlink w:history="1" r:id="rIdfnaeehxp-6lyoazddyaeu">
         <w:r>
           <w:rPr>
             <w:sz w:val="16"/>
@@ -14013,7 +14013,7 @@
         <w:spacing w:after="80"/>
         <w:ind w:left="620"/>
       </w:pPr>
-      <w:hyperlink w:history="1" r:id="rIdhua29ceknveagkhbq-oo9">
+      <w:hyperlink w:history="1" r:id="rIdtqjg4vgtmayxl0j2tgbaz">
         <w:r>
           <w:rPr>
             <w:sz w:val="16"/>
@@ -14057,7 +14057,7 @@
         <w:spacing w:after="80"/>
         <w:ind w:left="620"/>
       </w:pPr>
-      <w:hyperlink w:history="1" r:id="rIdej1xp9swh-l8qhbfh63d6">
+      <w:hyperlink w:history="1" r:id="rIdss8czuo6n1ryvkjirbvlp">
         <w:r>
           <w:rPr>
             <w:sz w:val="16"/>
@@ -14093,7 +14093,7 @@
         <w:spacing w:after="80"/>
         <w:ind w:left="620"/>
       </w:pPr>
-      <w:hyperlink w:history="1" r:id="rId9p24umh8bvjvl1_ap-q-f">
+      <w:hyperlink w:history="1" r:id="rIdiribenbu7_1fj_cwrixbx">
         <w:r>
           <w:rPr>
             <w:sz w:val="16"/>
@@ -14129,7 +14129,7 @@
         <w:spacing w:after="80"/>
         <w:ind w:left="620"/>
       </w:pPr>
-      <w:hyperlink w:history="1" r:id="rId-kateguoz_7alova3orto">
+      <w:hyperlink w:history="1" r:id="rId2tpgcb6lapuf2m7onvr5y">
         <w:r>
           <w:rPr>
             <w:sz w:val="16"/>
@@ -14173,7 +14173,7 @@
         <w:spacing w:after="80"/>
         <w:ind w:left="620"/>
       </w:pPr>
-      <w:hyperlink w:history="1" r:id="rIducmulo-xtmsr1z7auy8xk">
+      <w:hyperlink w:history="1" r:id="rId7kj0wa8qo1ste_drc8mdr">
         <w:r>
           <w:rPr>
             <w:sz w:val="16"/>
@@ -14209,7 +14209,7 @@
         <w:spacing w:after="80"/>
         <w:ind w:left="620"/>
       </w:pPr>
-      <w:hyperlink w:history="1" r:id="rIdp7tfxxfn7lifngspl6nll">
+      <w:hyperlink w:history="1" r:id="rIdxbei5rym7yyzb1cvbmpsu">
         <w:r>
           <w:rPr>
             <w:sz w:val="16"/>
@@ -14253,7 +14253,7 @@
         <w:spacing w:after="80"/>
         <w:ind w:left="620"/>
       </w:pPr>
-      <w:hyperlink w:history="1" r:id="rIdwqtvvk0w4qpckphza_ed7">
+      <w:hyperlink w:history="1" r:id="rIdnvdy6y3gu0atdxrg4zgij">
         <w:r>
           <w:rPr>
             <w:sz w:val="16"/>
@@ -14297,7 +14297,7 @@
         <w:spacing w:after="80"/>
         <w:ind w:left="620"/>
       </w:pPr>
-      <w:hyperlink w:history="1" r:id="rIdrpy7fzanpw8oymlvjbfuw">
+      <w:hyperlink w:history="1" r:id="rId3tgbrl_lgavoyyqet-e_6">
         <w:r>
           <w:rPr>
             <w:sz w:val="16"/>
@@ -14333,7 +14333,7 @@
         <w:spacing w:after="80"/>
         <w:ind w:left="620"/>
       </w:pPr>
-      <w:hyperlink w:history="1" r:id="rIdygjslycksjnzh7t6qjt6d">
+      <w:hyperlink w:history="1" r:id="rIdtdzkdyrxpgrvnuvbj4v5t">
         <w:r>
           <w:rPr>
             <w:sz w:val="16"/>
@@ -14369,7 +14369,7 @@
         <w:spacing w:after="80"/>
         <w:ind w:left="620"/>
       </w:pPr>
-      <w:hyperlink w:history="1" r:id="rIdtujhetjszvlq6vykw6kus">
+      <w:hyperlink w:history="1" r:id="rId4tc5cfcx4bvbuzqspibes">
         <w:r>
           <w:rPr>
             <w:sz w:val="16"/>
@@ -14405,7 +14405,7 @@
         <w:spacing w:after="80"/>
         <w:ind w:left="620"/>
       </w:pPr>
-      <w:hyperlink w:history="1" r:id="rIdwlppbyalg4usneb-ai0lm">
+      <w:hyperlink w:history="1" r:id="rIdafnohvkuuzs12qkocjtjk">
         <w:r>
           <w:rPr>
             <w:sz w:val="16"/>
@@ -14441,7 +14441,7 @@
         <w:spacing w:after="80"/>
         <w:ind w:left="620"/>
       </w:pPr>
-      <w:hyperlink w:history="1" r:id="rIdbwfqz3f2bkpkuctobplqa">
+      <w:hyperlink w:history="1" r:id="rIdz42-zmo5wx9ftrwpqblps">
         <w:r>
           <w:rPr>
             <w:sz w:val="16"/>
@@ -14477,7 +14477,7 @@
         <w:spacing w:after="80"/>
         <w:ind w:left="620"/>
       </w:pPr>
-      <w:hyperlink w:history="1" r:id="rIdjnt_rj2la_plmscohyssp">
+      <w:hyperlink w:history="1" r:id="rIditjkhvzrdava0wbxjf0ls">
         <w:r>
           <w:rPr>
             <w:sz w:val="16"/>
@@ -14513,7 +14513,7 @@
         <w:spacing w:after="80"/>
         <w:ind w:left="620"/>
       </w:pPr>
-      <w:hyperlink w:history="1" r:id="rIdjnr1wzpwzaf5awrtb903o">
+      <w:hyperlink w:history="1" r:id="rIdxqlyf-kyz2basswnqlotn">
         <w:r>
           <w:rPr>
             <w:sz w:val="16"/>
@@ -14549,7 +14549,7 @@
         <w:spacing w:after="80"/>
         <w:ind w:left="620"/>
       </w:pPr>
-      <w:hyperlink w:history="1" r:id="rIdmmw9vo5wimlfh24l9g7ru">
+      <w:hyperlink w:history="1" r:id="rIdhtrkgspvcjlxfkm98kspw">
         <w:r>
           <w:rPr>
             <w:sz w:val="16"/>
@@ -14585,7 +14585,7 @@
         <w:spacing w:after="80"/>
         <w:ind w:left="620"/>
       </w:pPr>
-      <w:hyperlink w:history="1" r:id="rIdgdkfkgmgjzdx3i9buhp-r">
+      <w:hyperlink w:history="1" r:id="rIdqv0ijqy0igrizg_jxtbuc">
         <w:r>
           <w:rPr>
             <w:sz w:val="16"/>
@@ -14621,7 +14621,7 @@
         <w:spacing w:after="80"/>
         <w:ind w:left="620"/>
       </w:pPr>
-      <w:hyperlink w:history="1" r:id="rIduqex_vassqd4mxf9mlo-6">
+      <w:hyperlink w:history="1" r:id="rIdnrxsp5hys0jsrqe_fcr4f">
         <w:r>
           <w:rPr>
             <w:sz w:val="16"/>
@@ -14665,7 +14665,7 @@
         <w:spacing w:after="80"/>
         <w:ind w:left="620"/>
       </w:pPr>
-      <w:hyperlink w:history="1" r:id="rIdi2kuaik0ezuetx-yygfyz">
+      <w:hyperlink w:history="1" r:id="rIdq7dijf5o8cx-dshe0um23">
         <w:r>
           <w:rPr>
             <w:sz w:val="16"/>
@@ -14701,7 +14701,7 @@
         <w:spacing w:after="80"/>
         <w:ind w:left="620"/>
       </w:pPr>
-      <w:hyperlink w:history="1" r:id="rIdrbks11nyapvdyylbmslro">
+      <w:hyperlink w:history="1" r:id="rIdz0ot-c52vhdap4kupjr3k">
         <w:r>
           <w:rPr>
             <w:sz w:val="16"/>
@@ -14737,7 +14737,7 @@
         <w:spacing w:after="80"/>
         <w:ind w:left="620"/>
       </w:pPr>
-      <w:hyperlink w:history="1" r:id="rIdnl5wg_krm0xtzk5smza8q">
+      <w:hyperlink w:history="1" r:id="rIdduzxlvc2w7usc4qi4bnkv">
         <w:r>
           <w:rPr>
             <w:sz w:val="16"/>
@@ -14773,7 +14773,7 @@
         <w:spacing w:after="80"/>
         <w:ind w:left="620"/>
       </w:pPr>
-      <w:hyperlink w:history="1" r:id="rIdfkyeyni4mcmnoldmtcgqo">
+      <w:hyperlink w:history="1" r:id="rId90kc510dpgjyfcxokwlf8">
         <w:r>
           <w:rPr>
             <w:sz w:val="16"/>
@@ -14809,7 +14809,7 @@
         <w:spacing w:after="80"/>
         <w:ind w:left="620"/>
       </w:pPr>
-      <w:hyperlink w:history="1" r:id="rId--6nldx4e-ouwdkjt4l6p">
+      <w:hyperlink w:history="1" r:id="rIdrht9oxs25xjks_zqx4ocx">
         <w:r>
           <w:rPr>
             <w:sz w:val="16"/>
@@ -14845,7 +14845,7 @@
         <w:spacing w:after="80"/>
         <w:ind w:left="620"/>
       </w:pPr>
-      <w:hyperlink w:history="1" r:id="rIdsihqm2pbg6hqahngq4qmq">
+      <w:hyperlink w:history="1" r:id="rIdabhliyafcf_wy6kg2e34n">
         <w:r>
           <w:rPr>
             <w:sz w:val="16"/>
@@ -14881,7 +14881,7 @@
         <w:spacing w:after="80"/>
         <w:ind w:left="620"/>
       </w:pPr>
-      <w:hyperlink w:history="1" r:id="rIdbpujvdtv6mmo6cppprhlg">
+      <w:hyperlink w:history="1" r:id="rIdnpgj1acnlcnb7ale6stvm">
         <w:r>
           <w:rPr>
             <w:sz w:val="16"/>
@@ -14943,7 +14943,7 @@
         </w:numPr>
         <w:spacing w:after="60"/>
       </w:pPr>
-      <w:hyperlink w:history="1" r:id="rIdnnptblx-lxl4swf8knn2l">
+      <w:hyperlink w:history="1" r:id="rIdspgtao4oprynjeh2ljsp1">
         <w:r>
           <w:rPr>
             <w:sz w:val="18"/>
@@ -14971,7 +14971,7 @@
         </w:numPr>
         <w:spacing w:after="60"/>
       </w:pPr>
-      <w:hyperlink w:history="1" r:id="rIdqbhxbuhnbfght4ywk49jp">
+      <w:hyperlink w:history="1" r:id="rIdt7e8g5bi7trbrocinin2j">
         <w:r>
           <w:rPr>
             <w:sz w:val="18"/>
@@ -14999,7 +14999,7 @@
         </w:numPr>
         <w:spacing w:after="60"/>
       </w:pPr>
-      <w:hyperlink w:history="1" r:id="rIdyjmzbpgf8i8iomwgldrbg">
+      <w:hyperlink w:history="1" r:id="rId5j5xrlz2lslostomgnwas">
         <w:r>
           <w:rPr>
             <w:sz w:val="18"/>
@@ -15027,7 +15027,7 @@
         </w:numPr>
         <w:spacing w:after="60"/>
       </w:pPr>
-      <w:hyperlink w:history="1" r:id="rIdfajgbhqsoh9yr3wzktgus">
+      <w:hyperlink w:history="1" r:id="rIdd8dlvfy5e9ez8bdid_0bb">
         <w:r>
           <w:rPr>
             <w:sz w:val="18"/>
@@ -15055,7 +15055,7 @@
         </w:numPr>
         <w:spacing w:after="60"/>
       </w:pPr>
-      <w:hyperlink w:history="1" r:id="rIdelsgp9zjdjgg5ix3p-t0h">
+      <w:hyperlink w:history="1" r:id="rId0i3-iorat47m0fd_9etm7">
         <w:r>
           <w:rPr>
             <w:sz w:val="18"/>
@@ -15083,7 +15083,7 @@
         </w:numPr>
         <w:spacing w:after="60"/>
       </w:pPr>
-      <w:hyperlink w:history="1" r:id="rIdzg3fp0_imismsq73cea9q">
+      <w:hyperlink w:history="1" r:id="rIddzztb7ae1ujdwfw6ro62x">
         <w:r>
           <w:rPr>
             <w:sz w:val="18"/>
@@ -15111,7 +15111,7 @@
         </w:numPr>
         <w:spacing w:after="60"/>
       </w:pPr>
-      <w:hyperlink w:history="1" r:id="rIdd25zn8bsegr_0wpv5xnui">
+      <w:hyperlink w:history="1" r:id="rIdnhd1nx6e18pxgkoogwpqw">
         <w:r>
           <w:rPr>
             <w:sz w:val="18"/>
@@ -15139,7 +15139,7 @@
         </w:numPr>
         <w:spacing w:after="60"/>
       </w:pPr>
-      <w:hyperlink w:history="1" r:id="rIdfer25kzyq7qe0xedyuwkq">
+      <w:hyperlink w:history="1" r:id="rId5f0vic0fibjaygm6sbael">
         <w:r>
           <w:rPr>
             <w:sz w:val="18"/>
@@ -15167,7 +15167,7 @@
         </w:numPr>
         <w:spacing w:after="60"/>
       </w:pPr>
-      <w:hyperlink w:history="1" r:id="rIdavupiv94i5fwi9m0iy2gq">
+      <w:hyperlink w:history="1" r:id="rIdppezggdnuxjct7llsdpbj">
         <w:r>
           <w:rPr>
             <w:sz w:val="18"/>
@@ -15195,7 +15195,7 @@
         </w:numPr>
         <w:spacing w:after="60"/>
       </w:pPr>
-      <w:hyperlink w:history="1" r:id="rIdprtsjrtqbobocvf-lzjil">
+      <w:hyperlink w:history="1" r:id="rIduggzarrjh8ukjpopsvy18">
         <w:r>
           <w:rPr>
             <w:sz w:val="18"/>
@@ -15223,7 +15223,7 @@
         </w:numPr>
         <w:spacing w:after="60"/>
       </w:pPr>
-      <w:hyperlink w:history="1" r:id="rId_yu4erjjhkdmcughvvbmo">
+      <w:hyperlink w:history="1" r:id="rIdcgwr36asb9zhnrdanydsz">
         <w:r>
           <w:rPr>
             <w:sz w:val="18"/>
@@ -15251,7 +15251,7 @@
         </w:numPr>
         <w:spacing w:after="60"/>
       </w:pPr>
-      <w:hyperlink w:history="1" r:id="rIdp2jih1byr3rcmbj79ogbh">
+      <w:hyperlink w:history="1" r:id="rIdl-k2sab8kiocoi2thy6ls">
         <w:r>
           <w:rPr>
             <w:sz w:val="18"/>
@@ -15279,7 +15279,7 @@
         </w:numPr>
         <w:spacing w:after="60"/>
       </w:pPr>
-      <w:hyperlink w:history="1" r:id="rIdps5mtu2ceoqwptu0alqha">
+      <w:hyperlink w:history="1" r:id="rIdpguebsal1gssmrvre16u2">
         <w:r>
           <w:rPr>
             <w:sz w:val="18"/>
@@ -15307,7 +15307,7 @@
         </w:numPr>
         <w:spacing w:after="60"/>
       </w:pPr>
-      <w:hyperlink w:history="1" r:id="rIdx1gpztypfv5gbjx-snxiw">
+      <w:hyperlink w:history="1" r:id="rIdwxd47yha8fufrgph0-p1j">
         <w:r>
           <w:rPr>
             <w:sz w:val="18"/>
@@ -15335,7 +15335,7 @@
         </w:numPr>
         <w:spacing w:after="60"/>
       </w:pPr>
-      <w:hyperlink w:history="1" r:id="rIdivu6svm7omke0jld0yols">
+      <w:hyperlink w:history="1" r:id="rIdqxt0z6nmqcs2i499fvtbc">
         <w:r>
           <w:rPr>
             <w:sz w:val="18"/>
@@ -15363,7 +15363,7 @@
         </w:numPr>
         <w:spacing w:after="60"/>
       </w:pPr>
-      <w:hyperlink w:history="1" r:id="rIdwrkdyfsvr68xsrf3_fkey">
+      <w:hyperlink w:history="1" r:id="rIdqxnakhqc5qmpupiqaklhz">
         <w:r>
           <w:rPr>
             <w:sz w:val="18"/>
@@ -15391,7 +15391,7 @@
         </w:numPr>
         <w:spacing w:after="60"/>
       </w:pPr>
-      <w:hyperlink w:history="1" r:id="rId3l4p4k-tduyohk83jf2kc">
+      <w:hyperlink w:history="1" r:id="rIdr6s9cj76jioilr9dlbpup">
         <w:r>
           <w:rPr>
             <w:sz w:val="18"/>
@@ -15419,7 +15419,7 @@
         </w:numPr>
         <w:spacing w:after="60"/>
       </w:pPr>
-      <w:hyperlink w:history="1" r:id="rId9inpwohdtaercv2ajt91_">
+      <w:hyperlink w:history="1" r:id="rIduxukrdq193de1tudsdn3u">
         <w:r>
           <w:rPr>
             <w:sz w:val="18"/>
@@ -15447,7 +15447,7 @@
         </w:numPr>
         <w:spacing w:after="60"/>
       </w:pPr>
-      <w:hyperlink w:history="1" r:id="rIdyqnivcsi_vgnnxwhej_pq">
+      <w:hyperlink w:history="1" r:id="rId6ysvlmktt_jzch5-jrkrp">
         <w:r>
           <w:rPr>
             <w:sz w:val="18"/>
@@ -15475,7 +15475,7 @@
         </w:numPr>
         <w:spacing w:after="60"/>
       </w:pPr>
-      <w:hyperlink w:history="1" r:id="rIdqhm0h5fthbxc4ktrtvivu">
+      <w:hyperlink w:history="1" r:id="rIdihg7ftivoxiwlo_vvrgm7">
         <w:r>
           <w:rPr>
             <w:sz w:val="18"/>
@@ -15503,7 +15503,7 @@
         </w:numPr>
         <w:spacing w:after="60"/>
       </w:pPr>
-      <w:hyperlink w:history="1" r:id="rId_csiftbnzlqz4dxrq0mxs">
+      <w:hyperlink w:history="1" r:id="rIdhkaiciferdw5it5gww2nm">
         <w:r>
           <w:rPr>
             <w:sz w:val="18"/>
@@ -15531,7 +15531,7 @@
         </w:numPr>
         <w:spacing w:after="60"/>
       </w:pPr>
-      <w:hyperlink w:history="1" r:id="rIdtaj8a6wxiavqq27iuuz33">
+      <w:hyperlink w:history="1" r:id="rIdlr6nzkv_930u-lap8xtqi">
         <w:r>
           <w:rPr>
             <w:sz w:val="18"/>
@@ -15559,7 +15559,7 @@
         </w:numPr>
         <w:spacing w:after="60"/>
       </w:pPr>
-      <w:hyperlink w:history="1" r:id="rIdpc1q71cm-i-pstqjz0lpb">
+      <w:hyperlink w:history="1" r:id="rId2cbotojfvdpduuv4ntrwj">
         <w:r>
           <w:rPr>
             <w:sz w:val="18"/>
@@ -15587,7 +15587,7 @@
         </w:numPr>
         <w:spacing w:after="60"/>
       </w:pPr>
-      <w:hyperlink w:history="1" r:id="rIdiopriy_niz8zvakytihu_">
+      <w:hyperlink w:history="1" r:id="rIdwadv6cf8jpbw9yezss0xw">
         <w:r>
           <w:rPr>
             <w:sz w:val="18"/>
@@ -15615,7 +15615,7 @@
         </w:numPr>
         <w:spacing w:after="60"/>
       </w:pPr>
-      <w:hyperlink w:history="1" r:id="rId8b7wucdxamevpsahe4tf4">
+      <w:hyperlink w:history="1" r:id="rId4wzli0oj7apeosfx8cysd">
         <w:r>
           <w:rPr>
             <w:sz w:val="18"/>
@@ -15643,7 +15643,7 @@
         </w:numPr>
         <w:spacing w:after="60"/>
       </w:pPr>
-      <w:hyperlink w:history="1" r:id="rIdkdfovem9_9rccc_hz_urk">
+      <w:hyperlink w:history="1" r:id="rIdk_v3t42eqnqf-bupsqnfu">
         <w:r>
           <w:rPr>
             <w:sz w:val="18"/>
@@ -15671,7 +15671,7 @@
         </w:numPr>
         <w:spacing w:after="60"/>
       </w:pPr>
-      <w:hyperlink w:history="1" r:id="rIdun7aurt0bgjbcjcjftqnp">
+      <w:hyperlink w:history="1" r:id="rIdb1-zltydskj0u2rltkl_m">
         <w:r>
           <w:rPr>
             <w:sz w:val="18"/>
@@ -15699,7 +15699,7 @@
         </w:numPr>
         <w:spacing w:after="60"/>
       </w:pPr>
-      <w:hyperlink w:history="1" r:id="rId5g4jx_iejhlvpkl4xkybn">
+      <w:hyperlink w:history="1" r:id="rIddc6pt1talbqkoqudjezgu">
         <w:r>
           <w:rPr>
             <w:sz w:val="18"/>
@@ -15727,7 +15727,7 @@
         </w:numPr>
         <w:spacing w:after="60"/>
       </w:pPr>
-      <w:hyperlink w:history="1" r:id="rIdtvphqlbrocrzlukmffaxu">
+      <w:hyperlink w:history="1" r:id="rId2mrja_014aerxudkkeuzh">
         <w:r>
           <w:rPr>
             <w:sz w:val="18"/>
@@ -15755,7 +15755,7 @@
         </w:numPr>
         <w:spacing w:after="60"/>
       </w:pPr>
-      <w:hyperlink w:history="1" r:id="rIdhcw6c0r59nn1v5ijak_hb">
+      <w:hyperlink w:history="1" r:id="rIdiloxakm_0orj3uspukwxb">
         <w:r>
           <w:rPr>
             <w:sz w:val="18"/>
@@ -15783,7 +15783,7 @@
         </w:numPr>
         <w:spacing w:after="60"/>
       </w:pPr>
-      <w:hyperlink w:history="1" r:id="rIdk0-tenhew_xneueblxuwg">
+      <w:hyperlink w:history="1" r:id="rIdnmaxeyulquvktj6tbbue8">
         <w:r>
           <w:rPr>
             <w:sz w:val="18"/>
@@ -15811,7 +15811,7 @@
         </w:numPr>
         <w:spacing w:after="60"/>
       </w:pPr>
-      <w:hyperlink w:history="1" r:id="rIdb-6cra5jhyq8zza85y8db">
+      <w:hyperlink w:history="1" r:id="rIdkliinooda7yvdaplsfhx5">
         <w:r>
           <w:rPr>
             <w:sz w:val="18"/>
@@ -15839,7 +15839,7 @@
         </w:numPr>
         <w:spacing w:after="60"/>
       </w:pPr>
-      <w:hyperlink w:history="1" r:id="rId7ehfgkiim2shqbanphocq">
+      <w:hyperlink w:history="1" r:id="rIdyylems3shfhhsoavdou3h">
         <w:r>
           <w:rPr>
             <w:sz w:val="18"/>
@@ -15867,7 +15867,7 @@
         </w:numPr>
         <w:spacing w:after="60"/>
       </w:pPr>
-      <w:hyperlink w:history="1" r:id="rIdv9c_1v_trf0lisvzvuicc">
+      <w:hyperlink w:history="1" r:id="rIdmwajgkiosohj5jaifnaqu">
         <w:r>
           <w:rPr>
             <w:sz w:val="18"/>
@@ -15895,7 +15895,7 @@
         </w:numPr>
         <w:spacing w:after="60"/>
       </w:pPr>
-      <w:hyperlink w:history="1" r:id="rIdkt-hqgztdgovavf7iesz_">
+      <w:hyperlink w:history="1" r:id="rIdioccs0c7tsxnnrl8kx8nv">
         <w:r>
           <w:rPr>
             <w:sz w:val="18"/>
@@ -15923,7 +15923,7 @@
         </w:numPr>
         <w:spacing w:after="60"/>
       </w:pPr>
-      <w:hyperlink w:history="1" r:id="rIdzmzemoejjdwloa-a3erlw">
+      <w:hyperlink w:history="1" r:id="rId1wgmpdwoqbxms0ivt9nlq">
         <w:r>
           <w:rPr>
             <w:sz w:val="18"/>
@@ -15951,7 +15951,7 @@
         </w:numPr>
         <w:spacing w:after="60"/>
       </w:pPr>
-      <w:hyperlink w:history="1" r:id="rIdvz6y1t23m9itg7e2shz1z">
+      <w:hyperlink w:history="1" r:id="rIdaoei_poxjfm3ty42op-ou">
         <w:r>
           <w:rPr>
             <w:sz w:val="18"/>
@@ -15979,7 +15979,7 @@
         </w:numPr>
         <w:spacing w:after="60"/>
       </w:pPr>
-      <w:hyperlink w:history="1" r:id="rIdrgc7hvovs-p_7m4gatdsf">
+      <w:hyperlink w:history="1" r:id="rId4h1jpxurlgutbfkfatxno">
         <w:r>
           <w:rPr>
             <w:sz w:val="18"/>
@@ -16007,7 +16007,7 @@
         </w:numPr>
         <w:spacing w:after="60"/>
       </w:pPr>
-      <w:hyperlink w:history="1" r:id="rIdzuyvnrt0fnhdap_gxfot7">
+      <w:hyperlink w:history="1" r:id="rIdm4rsxo2sralizu_vedopy">
         <w:r>
           <w:rPr>
             <w:sz w:val="18"/>
@@ -16035,7 +16035,7 @@
         </w:numPr>
         <w:spacing w:after="60"/>
       </w:pPr>
-      <w:hyperlink w:history="1" r:id="rIdqtg1syxllnv0aqupjaxuj">
+      <w:hyperlink w:history="1" r:id="rId71nckxyy5lujg5yjrb01x">
         <w:r>
           <w:rPr>
             <w:sz w:val="18"/>
@@ -16063,7 +16063,7 @@
         </w:numPr>
         <w:spacing w:after="60"/>
       </w:pPr>
-      <w:hyperlink w:history="1" r:id="rIdmoz3hbtgzdqcrnyi7co30">
+      <w:hyperlink w:history="1" r:id="rIdqerby_xjvnwyp0fpxv2-e">
         <w:r>
           <w:rPr>
             <w:sz w:val="18"/>
@@ -16091,7 +16091,7 @@
         </w:numPr>
         <w:spacing w:after="60"/>
       </w:pPr>
-      <w:hyperlink w:history="1" r:id="rIdbeozh0g4etol7fr0hvp2k">
+      <w:hyperlink w:history="1" r:id="rIdfzsddm3gh-_qhd6vhgfde">
         <w:r>
           <w:rPr>
             <w:sz w:val="18"/>
@@ -16119,7 +16119,7 @@
         </w:numPr>
         <w:spacing w:after="60"/>
       </w:pPr>
-      <w:hyperlink w:history="1" r:id="rIdjipk3hgfojrv7lk6bpbf-">
+      <w:hyperlink w:history="1" r:id="rIdoerpqwb9lcyyo4_xvmds7">
         <w:r>
           <w:rPr>
             <w:sz w:val="18"/>
@@ -16147,7 +16147,7 @@
         </w:numPr>
         <w:spacing w:after="60"/>
       </w:pPr>
-      <w:hyperlink w:history="1" r:id="rIdxrdu3opmpa503uglkejok">
+      <w:hyperlink w:history="1" r:id="rIdp1-svkkp5r1j-xlsoxavw">
         <w:r>
           <w:rPr>
             <w:sz w:val="18"/>
@@ -16175,7 +16175,7 @@
         </w:numPr>
         <w:spacing w:after="60"/>
       </w:pPr>
-      <w:hyperlink w:history="1" r:id="rId-2gggz2euhgn8etepqgmw">
+      <w:hyperlink w:history="1" r:id="rIdb41o1dg8tjim-q6kaa3o6">
         <w:r>
           <w:rPr>
             <w:sz w:val="18"/>
@@ -16203,7 +16203,7 @@
         </w:numPr>
         <w:spacing w:after="60"/>
       </w:pPr>
-      <w:hyperlink w:history="1" r:id="rIduxvfhdessjvs_ylzph1xa">
+      <w:hyperlink w:history="1" r:id="rIdjzlb_frsbphnclujpz7yt">
         <w:r>
           <w:rPr>
             <w:sz w:val="18"/>
@@ -16231,7 +16231,7 @@
         </w:numPr>
         <w:spacing w:after="60"/>
       </w:pPr>
-      <w:hyperlink w:history="1" r:id="rIddwndw7anu8nvtxcgb4ial">
+      <w:hyperlink w:history="1" r:id="rId_phtli1connerokh1l2nq">
         <w:r>
           <w:rPr>
             <w:sz w:val="18"/>
@@ -16259,7 +16259,7 @@
         </w:numPr>
         <w:spacing w:after="60"/>
       </w:pPr>
-      <w:hyperlink w:history="1" r:id="rIdaj7wwixarygwoqb89zhhs">
+      <w:hyperlink w:history="1" r:id="rId7ka7qbupkclyh9jg8qoam">
         <w:r>
           <w:rPr>
             <w:sz w:val="18"/>
@@ -16287,7 +16287,7 @@
         </w:numPr>
         <w:spacing w:after="60"/>
       </w:pPr>
-      <w:hyperlink w:history="1" r:id="rIduek52wlbi-zycwlfkvj-4">
+      <w:hyperlink w:history="1" r:id="rIdb3bqrsgn44zsvvapoh3tu">
         <w:r>
           <w:rPr>
             <w:sz w:val="18"/>
@@ -16315,7 +16315,7 @@
         </w:numPr>
         <w:spacing w:after="60"/>
       </w:pPr>
-      <w:hyperlink w:history="1" r:id="rIdo8jk8aunnnax_lt7rfvnj">
+      <w:hyperlink w:history="1" r:id="rIdmnqhdzrjuxtmmachfe5bd">
         <w:r>
           <w:rPr>
             <w:sz w:val="18"/>
@@ -16343,7 +16343,7 @@
         </w:numPr>
         <w:spacing w:after="60"/>
       </w:pPr>
-      <w:hyperlink w:history="1" r:id="rIdexvb97vyvvhoswmchvhf-">
+      <w:hyperlink w:history="1" r:id="rIdmq05bslzgdova1kwp55rb">
         <w:r>
           <w:rPr>
             <w:sz w:val="18"/>
@@ -16371,7 +16371,7 @@
         </w:numPr>
         <w:spacing w:after="60"/>
       </w:pPr>
-      <w:hyperlink w:history="1" r:id="rId3jf4c-pbludqtsamcjkaw">
+      <w:hyperlink w:history="1" r:id="rIdv37pyr2yjcat866-hbj9r">
         <w:r>
           <w:rPr>
             <w:sz w:val="18"/>
@@ -16399,7 +16399,7 @@
         </w:numPr>
         <w:spacing w:after="60"/>
       </w:pPr>
-      <w:hyperlink w:history="1" r:id="rIdat6t6-1enaft-okpgvef3">
+      <w:hyperlink w:history="1" r:id="rIdkeyzlloremfzzgghxnpje">
         <w:r>
           <w:rPr>
             <w:sz w:val="18"/>
@@ -16427,7 +16427,7 @@
         </w:numPr>
         <w:spacing w:after="60"/>
       </w:pPr>
-      <w:hyperlink w:history="1" r:id="rId4da3nib1notqvqpebvrcm">
+      <w:hyperlink w:history="1" r:id="rIdbfexdrvngp7fvukwfulbh">
         <w:r>
           <w:rPr>
             <w:sz w:val="18"/>
@@ -16455,7 +16455,7 @@
         </w:numPr>
         <w:spacing w:after="60"/>
       </w:pPr>
-      <w:hyperlink w:history="1" r:id="rIdv1y1pkjh_8o9238rnicrk">
+      <w:hyperlink w:history="1" r:id="rId4ghmcmnbdaldc2ats54fp">
         <w:r>
           <w:rPr>
             <w:sz w:val="18"/>
@@ -16483,7 +16483,7 @@
         </w:numPr>
         <w:spacing w:after="60"/>
       </w:pPr>
-      <w:hyperlink w:history="1" r:id="rIdsplkhgicunwf-dmgbki6-">
+      <w:hyperlink w:history="1" r:id="rIdfwnbjwdtdlsawcegnqs1q">
         <w:r>
           <w:rPr>
             <w:sz w:val="18"/>
@@ -16511,7 +16511,7 @@
         </w:numPr>
         <w:spacing w:after="60"/>
       </w:pPr>
-      <w:hyperlink w:history="1" r:id="rId4y03hu26dobq1u83qsjxp">
+      <w:hyperlink w:history="1" r:id="rId9d9pzmzlw-xno4g_dlxwy">
         <w:r>
           <w:rPr>
             <w:sz w:val="18"/>
@@ -16539,7 +16539,7 @@
         </w:numPr>
         <w:spacing w:after="60"/>
       </w:pPr>
-      <w:hyperlink w:history="1" r:id="rIdisujrqaalj8lcof70yvoz">
+      <w:hyperlink w:history="1" r:id="rIdckhlkgl_dmuev6308ayl1">
         <w:r>
           <w:rPr>
             <w:sz w:val="18"/>
@@ -16567,7 +16567,7 @@
         </w:numPr>
         <w:spacing w:after="60"/>
       </w:pPr>
-      <w:hyperlink w:history="1" r:id="rIdn40yynj7x1i2pgjgvebof">
+      <w:hyperlink w:history="1" r:id="rIdgnz8t4lgnuzaibdoqcdal">
         <w:r>
           <w:rPr>
             <w:sz w:val="18"/>
@@ -16595,7 +16595,7 @@
         </w:numPr>
         <w:spacing w:after="60"/>
       </w:pPr>
-      <w:hyperlink w:history="1" r:id="rId54kz3y67epwhqv4vaizte">
+      <w:hyperlink w:history="1" r:id="rIdiwnsui1gcp09olomkny3x">
         <w:r>
           <w:rPr>
             <w:sz w:val="18"/>
@@ -16623,7 +16623,7 @@
         </w:numPr>
         <w:spacing w:after="60"/>
       </w:pPr>
-      <w:hyperlink w:history="1" r:id="rIdvsfpfkge_h3oy8xhentae">
+      <w:hyperlink w:history="1" r:id="rIdpcadahjph2nkjofibmsp3">
         <w:r>
           <w:rPr>
             <w:sz w:val="18"/>
@@ -16651,7 +16651,7 @@
         </w:numPr>
         <w:spacing w:after="60"/>
       </w:pPr>
-      <w:hyperlink w:history="1" r:id="rId1qholq5fiokje5gigwlxi">
+      <w:hyperlink w:history="1" r:id="rIdnv9jbx0eyxup-lbhdlfsw">
         <w:r>
           <w:rPr>
             <w:sz w:val="18"/>
@@ -16679,7 +16679,7 @@
         </w:numPr>
         <w:spacing w:after="60"/>
       </w:pPr>
-      <w:hyperlink w:history="1" r:id="rId9flkrqd6o7aqdj1uyr1wz">
+      <w:hyperlink w:history="1" r:id="rId1e1fuivahnwreqb8qwp-d">
         <w:r>
           <w:rPr>
             <w:sz w:val="18"/>
@@ -16707,7 +16707,7 @@
         </w:numPr>
         <w:spacing w:after="60"/>
       </w:pPr>
-      <w:hyperlink w:history="1" r:id="rId2shh8qx0kpohuabdrbqrq">
+      <w:hyperlink w:history="1" r:id="rIdhgfnlu6f_ewkupyhozmbh">
         <w:r>
           <w:rPr>
             <w:sz w:val="18"/>
@@ -16735,7 +16735,7 @@
         </w:numPr>
         <w:spacing w:after="60"/>
       </w:pPr>
-      <w:hyperlink w:history="1" r:id="rIdndfyatioxc8cj8ddenpcy">
+      <w:hyperlink w:history="1" r:id="rId-ja43ggaeahj8qvqtw5nl">
         <w:r>
           <w:rPr>
             <w:sz w:val="18"/>
@@ -16763,7 +16763,7 @@
         </w:numPr>
         <w:spacing w:after="60"/>
       </w:pPr>
-      <w:hyperlink w:history="1" r:id="rIdya-gmtgar1fnljtzj_n4o">
+      <w:hyperlink w:history="1" r:id="rId_v3pl9jevfb4kaxdwrg-6">
         <w:r>
           <w:rPr>
             <w:sz w:val="18"/>
@@ -16791,7 +16791,7 @@
         </w:numPr>
         <w:spacing w:after="60"/>
       </w:pPr>
-      <w:hyperlink w:history="1" r:id="rIda5phgakpeywi7nfxw4jqq">
+      <w:hyperlink w:history="1" r:id="rId49knxoof2tmi3exvjne9b">
         <w:r>
           <w:rPr>
             <w:sz w:val="18"/>
@@ -16819,7 +16819,7 @@
         </w:numPr>
         <w:spacing w:after="60"/>
       </w:pPr>
-      <w:hyperlink w:history="1" r:id="rIds9ag7mwwac-i-rikpj75n">
+      <w:hyperlink w:history="1" r:id="rIdm40mtqsq7yc1no3y5mco5">
         <w:r>
           <w:rPr>
             <w:sz w:val="18"/>
@@ -16847,7 +16847,7 @@
         </w:numPr>
         <w:spacing w:after="60"/>
       </w:pPr>
-      <w:hyperlink w:history="1" r:id="rIdltowxfvxx64zms8jnssqv">
+      <w:hyperlink w:history="1" r:id="rIduyel6lcyplfxs0sha1f_g">
         <w:r>
           <w:rPr>
             <w:sz w:val="18"/>
@@ -16875,7 +16875,7 @@
         </w:numPr>
         <w:spacing w:after="60"/>
       </w:pPr>
-      <w:hyperlink w:history="1" r:id="rId3dmcuwgxe2vbiyevs9yya">
+      <w:hyperlink w:history="1" r:id="rIdj5szpbehkb1fqb47sbd64">
         <w:r>
           <w:rPr>
             <w:sz w:val="18"/>
@@ -16903,7 +16903,7 @@
         </w:numPr>
         <w:spacing w:after="60"/>
       </w:pPr>
-      <w:hyperlink w:history="1" r:id="rIdof6oeaqw4p5mdg_tctjsy">
+      <w:hyperlink w:history="1" r:id="rIdriaxgjr9b0maz1eytff5i">
         <w:r>
           <w:rPr>
             <w:sz w:val="18"/>
@@ -16931,7 +16931,7 @@
         </w:numPr>
         <w:spacing w:after="60"/>
       </w:pPr>
-      <w:hyperlink w:history="1" r:id="rIdh0cc06cam0icg9gzxyjhw">
+      <w:hyperlink w:history="1" r:id="rIdqs97neow3qlqbnydjnc_h">
         <w:r>
           <w:rPr>
             <w:sz w:val="18"/>
@@ -16959,7 +16959,7 @@
         </w:numPr>
         <w:spacing w:after="60"/>
       </w:pPr>
-      <w:hyperlink w:history="1" r:id="rIdoayjwfxj1pai-mscc7gbx">
+      <w:hyperlink w:history="1" r:id="rIde71ulhbzsbml_pigowu_n">
         <w:r>
           <w:rPr>
             <w:sz w:val="18"/>
@@ -16987,7 +16987,7 @@
         </w:numPr>
         <w:spacing w:after="60"/>
       </w:pPr>
-      <w:hyperlink w:history="1" r:id="rId1scqkud2e9j4kbvwbzupz">
+      <w:hyperlink w:history="1" r:id="rIdokx2cbypi56io8jzyu7cn">
         <w:r>
           <w:rPr>
             <w:sz w:val="18"/>
@@ -17015,7 +17015,7 @@
         </w:numPr>
         <w:spacing w:after="60"/>
       </w:pPr>
-      <w:hyperlink w:history="1" r:id="rIdqryjevdfmfgf4m-uoxsuo">
+      <w:hyperlink w:history="1" r:id="rIdz0vknhjow5l4cux8ibcha">
         <w:r>
           <w:rPr>
             <w:sz w:val="18"/>
@@ -17043,7 +17043,7 @@
         </w:numPr>
         <w:spacing w:after="60"/>
       </w:pPr>
-      <w:hyperlink w:history="1" r:id="rIdlzhrfme4sdsndal9sx5ai">
+      <w:hyperlink w:history="1" r:id="rIdeykqidvaf_vrl4gtnqbfi">
         <w:r>
           <w:rPr>
             <w:sz w:val="18"/>
@@ -17071,7 +17071,7 @@
         </w:numPr>
         <w:spacing w:after="60"/>
       </w:pPr>
-      <w:hyperlink w:history="1" r:id="rIdneyw4cwsvagdl6tm4gru3">
+      <w:hyperlink w:history="1" r:id="rIdbckho-m6xo-h7rn5glnub">
         <w:r>
           <w:rPr>
             <w:sz w:val="18"/>
@@ -17099,7 +17099,7 @@
         </w:numPr>
         <w:spacing w:after="60"/>
       </w:pPr>
-      <w:hyperlink w:history="1" r:id="rIdhxcvofuy0gburbyccfck4">
+      <w:hyperlink w:history="1" r:id="rIdu31zviw4_wocepkfnrkhs">
         <w:r>
           <w:rPr>
             <w:sz w:val="18"/>
@@ -17127,7 +17127,7 @@
         </w:numPr>
         <w:spacing w:after="60"/>
       </w:pPr>
-      <w:hyperlink w:history="1" r:id="rId36px-ynx3pi4bhmsmh1wa">
+      <w:hyperlink w:history="1" r:id="rIdpdvqsahhpxgjyjeguavwn">
         <w:r>
           <w:rPr>
             <w:sz w:val="18"/>
@@ -17155,7 +17155,7 @@
         </w:numPr>
         <w:spacing w:after="60"/>
       </w:pPr>
-      <w:hyperlink w:history="1" r:id="rIdagy3md5m5ozj1gjphlabc">
+      <w:hyperlink w:history="1" r:id="rIdd7wmac5etgbrkxtnxkjy8">
         <w:r>
           <w:rPr>
             <w:sz w:val="18"/>
@@ -17183,7 +17183,7 @@
         </w:numPr>
         <w:spacing w:after="60"/>
       </w:pPr>
-      <w:hyperlink w:history="1" r:id="rIdoenldwhztodc5xog5npae">
+      <w:hyperlink w:history="1" r:id="rIdi7wjfjt8zllxszy5fcsa9">
         <w:r>
           <w:rPr>
             <w:sz w:val="18"/>
@@ -17211,7 +17211,7 @@
         </w:numPr>
         <w:spacing w:after="60"/>
       </w:pPr>
-      <w:hyperlink w:history="1" r:id="rId-h4qvbug4cer8z76wju1v">
+      <w:hyperlink w:history="1" r:id="rIdu-ka5mxy9nvq0nzntik5t">
         <w:r>
           <w:rPr>
             <w:sz w:val="18"/>
@@ -17239,7 +17239,7 @@
         </w:numPr>
         <w:spacing w:after="60"/>
       </w:pPr>
-      <w:hyperlink w:history="1" r:id="rIdv1i2d_57kqieiavptltei">
+      <w:hyperlink w:history="1" r:id="rIdokctwsxgzxeqnwgc8w3p0">
         <w:r>
           <w:rPr>
             <w:sz w:val="18"/>
@@ -17267,7 +17267,7 @@
         </w:numPr>
         <w:spacing w:after="60"/>
       </w:pPr>
-      <w:hyperlink w:history="1" r:id="rIdbtsbenpix51jw4y0xpu7i">
+      <w:hyperlink w:history="1" r:id="rIdd8f5d6519af4fffsvhe8v">
         <w:r>
           <w:rPr>
             <w:sz w:val="18"/>
@@ -17295,7 +17295,7 @@
         </w:numPr>
         <w:spacing w:after="60"/>
       </w:pPr>
-      <w:hyperlink w:history="1" r:id="rIdodw47ohql-sqcwktzoajj">
+      <w:hyperlink w:history="1" r:id="rIdpm_hjyndlfq9qjnbwqeqc">
         <w:r>
           <w:rPr>
             <w:sz w:val="18"/>
@@ -17323,7 +17323,7 @@
         </w:numPr>
         <w:spacing w:after="60"/>
       </w:pPr>
-      <w:hyperlink w:history="1" r:id="rIdzdwkqwb5lr83-sfpgrmkp">
+      <w:hyperlink w:history="1" r:id="rIdz7xusjkoamsqvuij8cvzf">
         <w:r>
           <w:rPr>
             <w:sz w:val="18"/>
@@ -17351,7 +17351,7 @@
         </w:numPr>
         <w:spacing w:after="60"/>
       </w:pPr>
-      <w:hyperlink w:history="1" r:id="rIdpywvm5bvbb6tgcjyo7gte">
+      <w:hyperlink w:history="1" r:id="rIdwuynwbcr8szp7u3qlg7s4">
         <w:r>
           <w:rPr>
             <w:sz w:val="18"/>
